--- a/src/main/webapp/historicoEscolar2017.docx
+++ b/src/main/webapp/historicoEscolar2017.docx
@@ -1,6 +1,6 @@
 
 <file path=word/document.xml><?xml version="1.0" encoding="utf-8"?>
-<w:document xmlns:ve="http://schemas.openxmlformats.org/markup-compatibility/2006" xmlns:o="urn:schemas-microsoft-com:office:office" xmlns:r="http://schemas.openxmlformats.org/officeDocument/2006/relationships" xmlns:m="http://schemas.openxmlformats.org/officeDocument/2006/math" xmlns:v="urn:schemas-microsoft-com:vml" xmlns:wp="http://schemas.openxmlformats.org/drawingml/2006/wordprocessingDrawing" xmlns:w10="urn:schemas-microsoft-com:office:word" xmlns:w="http://schemas.openxmlformats.org/wordprocessingml/2006/main" xmlns:wne="http://schemas.microsoft.com/office/word/2006/wordml">
+<w:document xmlns:wpc="http://schemas.microsoft.com/office/word/2010/wordprocessingCanvas" xmlns:mc="http://schemas.openxmlformats.org/markup-compatibility/2006" xmlns:o="urn:schemas-microsoft-com:office:office" xmlns:r="http://schemas.openxmlformats.org/officeDocument/2006/relationships" xmlns:m="http://schemas.openxmlformats.org/officeDocument/2006/math" xmlns:v="urn:schemas-microsoft-com:vml" xmlns:wp14="http://schemas.microsoft.com/office/word/2010/wordprocessingDrawing" xmlns:wp="http://schemas.openxmlformats.org/drawingml/2006/wordprocessingDrawing" xmlns:w10="urn:schemas-microsoft-com:office:word" xmlns:w="http://schemas.openxmlformats.org/wordprocessingml/2006/main" xmlns:w14="http://schemas.microsoft.com/office/word/2010/wordml" xmlns:w15="http://schemas.microsoft.com/office/word/2012/wordml" xmlns:wpg="http://schemas.microsoft.com/office/word/2010/wordprocessingGroup" xmlns:wpi="http://schemas.microsoft.com/office/word/2010/wordprocessingInk" xmlns:wne="http://schemas.microsoft.com/office/word/2006/wordml" xmlns:wps="http://schemas.microsoft.com/office/word/2010/wordprocessingShape" mc:Ignorable="w14 w15 wp14">
   <w:body>
     <w:p>
       <w:pPr>
@@ -52,7 +52,7 @@
                     <a:blip r:embed="rId4">
                       <a:extLst>
                         <a:ext uri="{28A0092B-C50C-407E-A947-70E740481C1C}">
-                          <a14:useLocalDpi xmlns:a14="http://schemas.microsoft.com/office/drawing/2010/main" xmlns:wps="http://schemas.microsoft.com/office/word/2010/wordprocessingShape" xmlns:wpi="http://schemas.microsoft.com/office/word/2010/wordprocessingInk" xmlns:wpg="http://schemas.microsoft.com/office/word/2010/wordprocessingGroup" xmlns:w14="http://schemas.microsoft.com/office/word/2010/wordml" xmlns:w="http://schemas.openxmlformats.org/wordprocessingml/2006/main" xmlns:w10="urn:schemas-microsoft-com:office:word" xmlns:wp14="http://schemas.microsoft.com/office/word/2010/wordprocessingDrawing" xmlns:v="urn:schemas-microsoft-com:vml" xmlns:o="urn:schemas-microsoft-com:office:office" xmlns:mc="http://schemas.openxmlformats.org/markup-compatibility/2006" xmlns:wpc="http://schemas.microsoft.com/office/word/2010/wordprocessingCanvas" xmlns="" val="0"/>
+                          <a14:useLocalDpi xmlns:a14="http://schemas.microsoft.com/office/drawing/2010/main" val="0"/>
                         </a:ext>
                       </a:extLst>
                     </a:blip>
@@ -72,7 +72,7 @@
                     </a:ln>
                     <a:extLst>
                       <a:ext uri="{53640926-AAD7-44D8-BBD7-CCE9431645EC}">
-                        <a14:shadowObscured xmlns:a14="http://schemas.microsoft.com/office/drawing/2010/main" xmlns:wps="http://schemas.microsoft.com/office/word/2010/wordprocessingShape" xmlns:wpi="http://schemas.microsoft.com/office/word/2010/wordprocessingInk" xmlns:wpg="http://schemas.microsoft.com/office/word/2010/wordprocessingGroup" xmlns:w14="http://schemas.microsoft.com/office/word/2010/wordml" xmlns:w="http://schemas.openxmlformats.org/wordprocessingml/2006/main" xmlns:w10="urn:schemas-microsoft-com:office:word" xmlns:wp14="http://schemas.microsoft.com/office/word/2010/wordprocessingDrawing" xmlns:v="urn:schemas-microsoft-com:vml" xmlns:o="urn:schemas-microsoft-com:office:office" xmlns:mc="http://schemas.openxmlformats.org/markup-compatibility/2006" xmlns:wpc="http://schemas.microsoft.com/office/word/2010/wordprocessingCanvas" xmlns=""/>
+                        <a14:shadowObscured xmlns:a14="http://schemas.microsoft.com/office/drawing/2010/main"/>
                       </a:ext>
                     </a:extLst>
                   </pic:spPr>
@@ -345,8 +345,6 @@
         </w:rPr>
         <w:t>HISTÓRICO ESCOLAR</w:t>
       </w:r>
-      <w:bookmarkStart w:id="0" w:name="_GoBack"/>
-      <w:bookmarkEnd w:id="0"/>
     </w:p>
     <w:p>
       <w:pPr>
@@ -368,7 +366,7 @@
           <w:left w:w="70" w:type="dxa"/>
           <w:right w:w="70" w:type="dxa"/>
         </w:tblCellMar>
-        <w:tblLook w:val="0000"/>
+        <w:tblLook w:val="0000" w:firstRow="0" w:lastRow="0" w:firstColumn="0" w:lastColumn="0" w:noHBand="0" w:noVBand="0"/>
       </w:tblPr>
       <w:tblGrid>
         <w:gridCol w:w="5550"/>
@@ -417,7 +415,6 @@
               </w:rPr>
               <w:t xml:space="preserve"> </w:t>
             </w:r>
-            <w:proofErr w:type="spellStart"/>
             <w:r>
               <w:rPr>
                 <w:rFonts w:asciiTheme="minorHAnsi" w:hAnsiTheme="minorHAnsi" w:cstheme="minorHAnsi"/>
@@ -426,7 +423,6 @@
               </w:rPr>
               <w:t>nomealunoiiiiiiiiiiiiiiiiiiiiiiiiiiiiiiiiiiiiiiiiiiiiiii</w:t>
             </w:r>
-            <w:proofErr w:type="spellEnd"/>
           </w:p>
         </w:tc>
       </w:tr>
@@ -472,7 +468,6 @@
               </w:rPr>
               <w:t xml:space="preserve"> </w:t>
             </w:r>
-            <w:proofErr w:type="spellStart"/>
             <w:r>
               <w:rPr>
                 <w:rFonts w:asciiTheme="minorHAnsi" w:hAnsiTheme="minorHAnsi" w:cstheme="minorHAnsi"/>
@@ -481,7 +476,6 @@
               </w:rPr>
               <w:t>datanascimento</w:t>
             </w:r>
-            <w:proofErr w:type="spellEnd"/>
           </w:p>
         </w:tc>
         <w:tc>
@@ -546,9 +540,8 @@
                 <w:sz w:val="20"/>
                 <w:szCs w:val="20"/>
               </w:rPr>
-              <w:t>Sexo:</w:t>
-            </w:r>
-            <w:proofErr w:type="gramStart"/>
+              <w:t xml:space="preserve">Sexo: </w:t>
+            </w:r>
             <w:r>
               <w:rPr>
                 <w:rFonts w:asciiTheme="minorHAnsi" w:hAnsiTheme="minorHAnsi" w:cstheme="minorHAnsi"/>
@@ -558,16 +551,6 @@
               </w:rPr>
               <w:t xml:space="preserve"> </w:t>
             </w:r>
-            <w:r>
-              <w:rPr>
-                <w:rFonts w:asciiTheme="minorHAnsi" w:hAnsiTheme="minorHAnsi" w:cstheme="minorHAnsi"/>
-                <w:b/>
-                <w:sz w:val="20"/>
-                <w:szCs w:val="20"/>
-              </w:rPr>
-              <w:t xml:space="preserve"> </w:t>
-            </w:r>
-            <w:proofErr w:type="gramEnd"/>
             <w:r>
               <w:rPr>
                 <w:rFonts w:asciiTheme="minorHAnsi" w:hAnsiTheme="minorHAnsi" w:cstheme="minorHAnsi"/>
@@ -616,7 +599,6 @@
               </w:rPr>
               <w:t xml:space="preserve">Filiação: </w:t>
             </w:r>
-            <w:proofErr w:type="spellStart"/>
             <w:r>
               <w:rPr>
                 <w:rFonts w:asciiTheme="minorHAnsi" w:hAnsiTheme="minorHAnsi" w:cstheme="minorHAnsi"/>
@@ -625,7 +607,6 @@
               </w:rPr>
               <w:t>nomepais</w:t>
             </w:r>
-            <w:proofErr w:type="spellEnd"/>
             <w:r>
               <w:rPr>
                 <w:rFonts w:asciiTheme="minorHAnsi" w:hAnsiTheme="minorHAnsi" w:cstheme="minorHAnsi"/>
@@ -664,7 +645,7 @@
           <w:insideV w:val="single" w:sz="4" w:space="0" w:color="auto"/>
         </w:tblBorders>
         <w:tblLayout w:type="fixed"/>
-        <w:tblLook w:val="0000"/>
+        <w:tblLook w:val="0000" w:firstRow="0" w:lastRow="0" w:firstColumn="0" w:lastColumn="0" w:noHBand="0" w:noVBand="0"/>
       </w:tblPr>
       <w:tblGrid>
         <w:gridCol w:w="2018"/>
@@ -1140,7 +1121,6 @@
                 <w:szCs w:val="18"/>
               </w:rPr>
             </w:pPr>
-            <w:proofErr w:type="gramStart"/>
             <w:r>
               <w:rPr>
                 <w:rFonts w:asciiTheme="minorHAnsi" w:hAnsiTheme="minorHAnsi" w:cstheme="minorHAnsi"/>
@@ -1149,7 +1129,6 @@
               </w:rPr>
               <w:t>hp1</w:t>
             </w:r>
-            <w:proofErr w:type="gramEnd"/>
           </w:p>
         </w:tc>
         <w:tc>
@@ -1167,7 +1146,6 @@
                 <w:szCs w:val="18"/>
               </w:rPr>
             </w:pPr>
-            <w:proofErr w:type="gramStart"/>
             <w:r>
               <w:rPr>
                 <w:rFonts w:asciiTheme="minorHAnsi" w:hAnsiTheme="minorHAnsi" w:cstheme="minorHAnsi"/>
@@ -1176,7 +1154,6 @@
               </w:rPr>
               <w:t>hp2</w:t>
             </w:r>
-            <w:proofErr w:type="gramEnd"/>
           </w:p>
         </w:tc>
         <w:tc>
@@ -1194,7 +1171,6 @@
                 <w:szCs w:val="18"/>
               </w:rPr>
             </w:pPr>
-            <w:proofErr w:type="gramStart"/>
             <w:r>
               <w:rPr>
                 <w:rFonts w:asciiTheme="minorHAnsi" w:hAnsiTheme="minorHAnsi" w:cstheme="minorHAnsi"/>
@@ -1203,7 +1179,6 @@
               </w:rPr>
               <w:t>hp3</w:t>
             </w:r>
-            <w:proofErr w:type="gramEnd"/>
           </w:p>
         </w:tc>
         <w:tc>
@@ -1221,7 +1196,6 @@
                 <w:szCs w:val="18"/>
               </w:rPr>
             </w:pPr>
-            <w:proofErr w:type="gramStart"/>
             <w:r>
               <w:rPr>
                 <w:rFonts w:asciiTheme="minorHAnsi" w:hAnsiTheme="minorHAnsi" w:cstheme="minorHAnsi"/>
@@ -1230,7 +1204,6 @@
               </w:rPr>
               <w:t>hp4</w:t>
             </w:r>
-            <w:proofErr w:type="gramEnd"/>
           </w:p>
         </w:tc>
         <w:tc>
@@ -1248,7 +1221,6 @@
                 <w:szCs w:val="18"/>
               </w:rPr>
             </w:pPr>
-            <w:proofErr w:type="gramStart"/>
             <w:r>
               <w:rPr>
                 <w:rFonts w:asciiTheme="minorHAnsi" w:hAnsiTheme="minorHAnsi" w:cstheme="minorHAnsi"/>
@@ -1257,7 +1229,6 @@
               </w:rPr>
               <w:t>hp5</w:t>
             </w:r>
-            <w:proofErr w:type="gramEnd"/>
           </w:p>
         </w:tc>
         <w:tc>
@@ -1275,7 +1246,6 @@
                 <w:szCs w:val="18"/>
               </w:rPr>
             </w:pPr>
-            <w:proofErr w:type="gramStart"/>
             <w:r>
               <w:rPr>
                 <w:rFonts w:asciiTheme="minorHAnsi" w:hAnsiTheme="minorHAnsi" w:cstheme="minorHAnsi"/>
@@ -1284,7 +1254,6 @@
               </w:rPr>
               <w:t>hp6</w:t>
             </w:r>
-            <w:proofErr w:type="gramEnd"/>
           </w:p>
         </w:tc>
         <w:tc>
@@ -1302,6 +1271,14 @@
                 <w:szCs w:val="18"/>
               </w:rPr>
             </w:pPr>
+            <w:r>
+              <w:rPr>
+                <w:rFonts w:asciiTheme="minorHAnsi" w:hAnsiTheme="minorHAnsi" w:cstheme="minorHAnsi"/>
+                <w:sz w:val="18"/>
+                <w:szCs w:val="18"/>
+              </w:rPr>
+              <w:t>hp7</w:t>
+            </w:r>
           </w:p>
         </w:tc>
         <w:tc>
@@ -1319,6 +1296,14 @@
                 <w:szCs w:val="18"/>
               </w:rPr>
             </w:pPr>
+            <w:r>
+              <w:rPr>
+                <w:rFonts w:asciiTheme="minorHAnsi" w:hAnsiTheme="minorHAnsi" w:cstheme="minorHAnsi"/>
+                <w:sz w:val="18"/>
+                <w:szCs w:val="18"/>
+              </w:rPr>
+              <w:t>hp8</w:t>
+            </w:r>
           </w:p>
         </w:tc>
         <w:tc>
@@ -1336,6 +1321,14 @@
                 <w:szCs w:val="18"/>
               </w:rPr>
             </w:pPr>
+            <w:r>
+              <w:rPr>
+                <w:rFonts w:asciiTheme="minorHAnsi" w:hAnsiTheme="minorHAnsi" w:cstheme="minorHAnsi"/>
+                <w:sz w:val="18"/>
+                <w:szCs w:val="18"/>
+              </w:rPr>
+              <w:t>hp9</w:t>
+            </w:r>
           </w:p>
         </w:tc>
       </w:tr>
@@ -1383,7 +1376,6 @@
                 <w:szCs w:val="18"/>
               </w:rPr>
             </w:pPr>
-            <w:proofErr w:type="gramStart"/>
             <w:r>
               <w:rPr>
                 <w:rFonts w:asciiTheme="minorHAnsi" w:hAnsiTheme="minorHAnsi" w:cstheme="minorHAnsi"/>
@@ -1392,7 +1384,6 @@
               </w:rPr>
               <w:t>hm1</w:t>
             </w:r>
-            <w:proofErr w:type="gramEnd"/>
           </w:p>
         </w:tc>
         <w:tc>
@@ -1410,7 +1401,6 @@
                 <w:szCs w:val="18"/>
               </w:rPr>
             </w:pPr>
-            <w:proofErr w:type="gramStart"/>
             <w:r>
               <w:rPr>
                 <w:rFonts w:asciiTheme="minorHAnsi" w:hAnsiTheme="minorHAnsi" w:cstheme="minorHAnsi"/>
@@ -1419,7 +1409,6 @@
               </w:rPr>
               <w:t>hm2</w:t>
             </w:r>
-            <w:proofErr w:type="gramEnd"/>
           </w:p>
         </w:tc>
         <w:tc>
@@ -1437,7 +1426,6 @@
                 <w:szCs w:val="18"/>
               </w:rPr>
             </w:pPr>
-            <w:proofErr w:type="gramStart"/>
             <w:r>
               <w:rPr>
                 <w:rFonts w:asciiTheme="minorHAnsi" w:hAnsiTheme="minorHAnsi" w:cstheme="minorHAnsi"/>
@@ -1446,7 +1434,6 @@
               </w:rPr>
               <w:t>hm3</w:t>
             </w:r>
-            <w:proofErr w:type="gramEnd"/>
           </w:p>
         </w:tc>
         <w:tc>
@@ -1464,7 +1451,6 @@
                 <w:szCs w:val="18"/>
               </w:rPr>
             </w:pPr>
-            <w:proofErr w:type="gramStart"/>
             <w:r>
               <w:rPr>
                 <w:rFonts w:asciiTheme="minorHAnsi" w:hAnsiTheme="minorHAnsi" w:cstheme="minorHAnsi"/>
@@ -1473,7 +1459,6 @@
               </w:rPr>
               <w:t>hm4</w:t>
             </w:r>
-            <w:proofErr w:type="gramEnd"/>
           </w:p>
         </w:tc>
         <w:tc>
@@ -1491,7 +1476,6 @@
                 <w:szCs w:val="18"/>
               </w:rPr>
             </w:pPr>
-            <w:proofErr w:type="gramStart"/>
             <w:r>
               <w:rPr>
                 <w:rFonts w:asciiTheme="minorHAnsi" w:hAnsiTheme="minorHAnsi" w:cstheme="minorHAnsi"/>
@@ -1500,7 +1484,6 @@
               </w:rPr>
               <w:t>hm5</w:t>
             </w:r>
-            <w:proofErr w:type="gramEnd"/>
           </w:p>
         </w:tc>
         <w:tc>
@@ -1519,7 +1502,6 @@
                 <w:u w:val="single"/>
               </w:rPr>
             </w:pPr>
-            <w:proofErr w:type="gramStart"/>
             <w:r>
               <w:rPr>
                 <w:rFonts w:asciiTheme="minorHAnsi" w:hAnsiTheme="minorHAnsi" w:cstheme="minorHAnsi"/>
@@ -1528,7 +1510,6 @@
               </w:rPr>
               <w:t>hm6</w:t>
             </w:r>
-            <w:proofErr w:type="gramEnd"/>
           </w:p>
         </w:tc>
         <w:tc>
@@ -1546,6 +1527,14 @@
                 <w:szCs w:val="18"/>
               </w:rPr>
             </w:pPr>
+            <w:r>
+              <w:rPr>
+                <w:rFonts w:asciiTheme="minorHAnsi" w:hAnsiTheme="minorHAnsi" w:cstheme="minorHAnsi"/>
+                <w:sz w:val="18"/>
+                <w:szCs w:val="18"/>
+              </w:rPr>
+              <w:t>hm7</w:t>
+            </w:r>
           </w:p>
         </w:tc>
         <w:tc>
@@ -1563,6 +1552,14 @@
                 <w:szCs w:val="18"/>
               </w:rPr>
             </w:pPr>
+            <w:r>
+              <w:rPr>
+                <w:rFonts w:asciiTheme="minorHAnsi" w:hAnsiTheme="minorHAnsi" w:cstheme="minorHAnsi"/>
+                <w:sz w:val="18"/>
+                <w:szCs w:val="18"/>
+              </w:rPr>
+              <w:t>hm8</w:t>
+            </w:r>
           </w:p>
         </w:tc>
         <w:tc>
@@ -1580,6 +1577,14 @@
                 <w:szCs w:val="18"/>
               </w:rPr>
             </w:pPr>
+            <w:r>
+              <w:rPr>
+                <w:rFonts w:asciiTheme="minorHAnsi" w:hAnsiTheme="minorHAnsi" w:cstheme="minorHAnsi"/>
+                <w:sz w:val="18"/>
+                <w:szCs w:val="18"/>
+              </w:rPr>
+              <w:t>hm9</w:t>
+            </w:r>
           </w:p>
         </w:tc>
       </w:tr>
@@ -1627,7 +1632,6 @@
                 <w:szCs w:val="18"/>
               </w:rPr>
             </w:pPr>
-            <w:proofErr w:type="gramStart"/>
             <w:r>
               <w:rPr>
                 <w:rFonts w:asciiTheme="minorHAnsi" w:hAnsiTheme="minorHAnsi" w:cstheme="minorHAnsi"/>
@@ -1636,7 +1640,6 @@
               </w:rPr>
               <w:t>hc1</w:t>
             </w:r>
-            <w:proofErr w:type="gramEnd"/>
           </w:p>
         </w:tc>
         <w:tc>
@@ -1654,7 +1657,6 @@
                 <w:szCs w:val="18"/>
               </w:rPr>
             </w:pPr>
-            <w:proofErr w:type="gramStart"/>
             <w:r>
               <w:rPr>
                 <w:rFonts w:asciiTheme="minorHAnsi" w:hAnsiTheme="minorHAnsi" w:cstheme="minorHAnsi"/>
@@ -1663,7 +1665,6 @@
               </w:rPr>
               <w:t>hc2</w:t>
             </w:r>
-            <w:proofErr w:type="gramEnd"/>
           </w:p>
         </w:tc>
         <w:tc>
@@ -1681,7 +1682,6 @@
                 <w:szCs w:val="18"/>
               </w:rPr>
             </w:pPr>
-            <w:proofErr w:type="gramStart"/>
             <w:r>
               <w:rPr>
                 <w:rFonts w:asciiTheme="minorHAnsi" w:hAnsiTheme="minorHAnsi" w:cstheme="minorHAnsi"/>
@@ -1690,7 +1690,6 @@
               </w:rPr>
               <w:t>hc3</w:t>
             </w:r>
-            <w:proofErr w:type="gramEnd"/>
           </w:p>
         </w:tc>
         <w:tc>
@@ -1708,7 +1707,6 @@
                 <w:szCs w:val="18"/>
               </w:rPr>
             </w:pPr>
-            <w:proofErr w:type="gramStart"/>
             <w:r>
               <w:rPr>
                 <w:rFonts w:asciiTheme="minorHAnsi" w:hAnsiTheme="minorHAnsi" w:cstheme="minorHAnsi"/>
@@ -1717,7 +1715,6 @@
               </w:rPr>
               <w:t>hc4</w:t>
             </w:r>
-            <w:proofErr w:type="gramEnd"/>
           </w:p>
         </w:tc>
         <w:tc>
@@ -1735,7 +1732,6 @@
                 <w:szCs w:val="18"/>
               </w:rPr>
             </w:pPr>
-            <w:proofErr w:type="gramStart"/>
             <w:r>
               <w:rPr>
                 <w:rFonts w:asciiTheme="minorHAnsi" w:hAnsiTheme="minorHAnsi" w:cstheme="minorHAnsi"/>
@@ -1744,7 +1740,6 @@
               </w:rPr>
               <w:t>hc5</w:t>
             </w:r>
-            <w:proofErr w:type="gramEnd"/>
           </w:p>
         </w:tc>
         <w:tc>
@@ -1762,7 +1757,6 @@
                 <w:szCs w:val="18"/>
               </w:rPr>
             </w:pPr>
-            <w:proofErr w:type="gramStart"/>
             <w:r>
               <w:rPr>
                 <w:rFonts w:asciiTheme="minorHAnsi" w:hAnsiTheme="minorHAnsi" w:cstheme="minorHAnsi"/>
@@ -1771,7 +1765,6 @@
               </w:rPr>
               <w:t>hc6</w:t>
             </w:r>
-            <w:proofErr w:type="gramEnd"/>
           </w:p>
         </w:tc>
         <w:tc>
@@ -1789,6 +1782,14 @@
                 <w:szCs w:val="18"/>
               </w:rPr>
             </w:pPr>
+            <w:r>
+              <w:rPr>
+                <w:rFonts w:asciiTheme="minorHAnsi" w:hAnsiTheme="minorHAnsi" w:cstheme="minorHAnsi"/>
+                <w:sz w:val="18"/>
+                <w:szCs w:val="18"/>
+              </w:rPr>
+              <w:t>hc7</w:t>
+            </w:r>
           </w:p>
         </w:tc>
         <w:tc>
@@ -1806,6 +1807,14 @@
                 <w:szCs w:val="18"/>
               </w:rPr>
             </w:pPr>
+            <w:r>
+              <w:rPr>
+                <w:rFonts w:asciiTheme="minorHAnsi" w:hAnsiTheme="minorHAnsi" w:cstheme="minorHAnsi"/>
+                <w:sz w:val="18"/>
+                <w:szCs w:val="18"/>
+              </w:rPr>
+              <w:t>hc8</w:t>
+            </w:r>
           </w:p>
         </w:tc>
         <w:tc>
@@ -1823,6 +1832,14 @@
                 <w:szCs w:val="18"/>
               </w:rPr>
             </w:pPr>
+            <w:r>
+              <w:rPr>
+                <w:rFonts w:asciiTheme="minorHAnsi" w:hAnsiTheme="minorHAnsi" w:cstheme="minorHAnsi"/>
+                <w:sz w:val="18"/>
+                <w:szCs w:val="18"/>
+              </w:rPr>
+              <w:t>hc9</w:t>
+            </w:r>
           </w:p>
         </w:tc>
       </w:tr>
@@ -1870,7 +1887,6 @@
                 <w:szCs w:val="18"/>
               </w:rPr>
             </w:pPr>
-            <w:proofErr w:type="gramStart"/>
             <w:r>
               <w:rPr>
                 <w:rFonts w:asciiTheme="minorHAnsi" w:hAnsiTheme="minorHAnsi" w:cstheme="minorHAnsi"/>
@@ -1879,7 +1895,6 @@
               </w:rPr>
               <w:t>hh1</w:t>
             </w:r>
-            <w:proofErr w:type="gramEnd"/>
           </w:p>
         </w:tc>
         <w:tc>
@@ -1897,7 +1912,6 @@
                 <w:szCs w:val="18"/>
               </w:rPr>
             </w:pPr>
-            <w:proofErr w:type="gramStart"/>
             <w:r>
               <w:rPr>
                 <w:rFonts w:asciiTheme="minorHAnsi" w:hAnsiTheme="minorHAnsi" w:cstheme="minorHAnsi"/>
@@ -1906,7 +1920,6 @@
               </w:rPr>
               <w:t>hh2</w:t>
             </w:r>
-            <w:proofErr w:type="gramEnd"/>
           </w:p>
         </w:tc>
         <w:tc>
@@ -1924,7 +1937,6 @@
                 <w:szCs w:val="18"/>
               </w:rPr>
             </w:pPr>
-            <w:proofErr w:type="gramStart"/>
             <w:r>
               <w:rPr>
                 <w:rFonts w:asciiTheme="minorHAnsi" w:hAnsiTheme="minorHAnsi" w:cstheme="minorHAnsi"/>
@@ -1933,7 +1945,6 @@
               </w:rPr>
               <w:t>hh3</w:t>
             </w:r>
-            <w:proofErr w:type="gramEnd"/>
           </w:p>
         </w:tc>
         <w:tc>
@@ -1951,7 +1962,6 @@
                 <w:szCs w:val="18"/>
               </w:rPr>
             </w:pPr>
-            <w:proofErr w:type="gramStart"/>
             <w:r>
               <w:rPr>
                 <w:rFonts w:asciiTheme="minorHAnsi" w:hAnsiTheme="minorHAnsi" w:cstheme="minorHAnsi"/>
@@ -1960,7 +1970,6 @@
               </w:rPr>
               <w:t>hh4</w:t>
             </w:r>
-            <w:proofErr w:type="gramEnd"/>
           </w:p>
         </w:tc>
         <w:tc>
@@ -1978,7 +1987,6 @@
                 <w:szCs w:val="18"/>
               </w:rPr>
             </w:pPr>
-            <w:proofErr w:type="gramStart"/>
             <w:r>
               <w:rPr>
                 <w:rFonts w:asciiTheme="minorHAnsi" w:hAnsiTheme="minorHAnsi" w:cstheme="minorHAnsi"/>
@@ -1987,7 +1995,6 @@
               </w:rPr>
               <w:t>hh5</w:t>
             </w:r>
-            <w:proofErr w:type="gramEnd"/>
           </w:p>
         </w:tc>
         <w:tc>
@@ -2005,7 +2012,6 @@
                 <w:szCs w:val="18"/>
               </w:rPr>
             </w:pPr>
-            <w:proofErr w:type="gramStart"/>
             <w:r>
               <w:rPr>
                 <w:rFonts w:asciiTheme="minorHAnsi" w:hAnsiTheme="minorHAnsi" w:cstheme="minorHAnsi"/>
@@ -2014,7 +2020,6 @@
               </w:rPr>
               <w:t>hh6</w:t>
             </w:r>
-            <w:proofErr w:type="gramEnd"/>
           </w:p>
         </w:tc>
         <w:tc>
@@ -2032,6 +2037,14 @@
                 <w:szCs w:val="18"/>
               </w:rPr>
             </w:pPr>
+            <w:r>
+              <w:rPr>
+                <w:rFonts w:asciiTheme="minorHAnsi" w:hAnsiTheme="minorHAnsi" w:cstheme="minorHAnsi"/>
+                <w:sz w:val="18"/>
+                <w:szCs w:val="18"/>
+              </w:rPr>
+              <w:t>hh7</w:t>
+            </w:r>
           </w:p>
         </w:tc>
         <w:tc>
@@ -2049,6 +2062,14 @@
                 <w:szCs w:val="18"/>
               </w:rPr>
             </w:pPr>
+            <w:r>
+              <w:rPr>
+                <w:rFonts w:asciiTheme="minorHAnsi" w:hAnsiTheme="minorHAnsi" w:cstheme="minorHAnsi"/>
+                <w:sz w:val="18"/>
+                <w:szCs w:val="18"/>
+              </w:rPr>
+              <w:t>hh8</w:t>
+            </w:r>
           </w:p>
         </w:tc>
         <w:tc>
@@ -2066,6 +2087,14 @@
                 <w:szCs w:val="18"/>
               </w:rPr>
             </w:pPr>
+            <w:r>
+              <w:rPr>
+                <w:rFonts w:asciiTheme="minorHAnsi" w:hAnsiTheme="minorHAnsi" w:cstheme="minorHAnsi"/>
+                <w:sz w:val="18"/>
+                <w:szCs w:val="18"/>
+              </w:rPr>
+              <w:t>hh9</w:t>
+            </w:r>
           </w:p>
         </w:tc>
       </w:tr>
@@ -2113,7 +2142,6 @@
                 <w:szCs w:val="18"/>
               </w:rPr>
             </w:pPr>
-            <w:proofErr w:type="gramStart"/>
             <w:r>
               <w:rPr>
                 <w:rFonts w:asciiTheme="minorHAnsi" w:hAnsiTheme="minorHAnsi" w:cstheme="minorHAnsi"/>
@@ -2122,7 +2150,6 @@
               </w:rPr>
               <w:t>hg1</w:t>
             </w:r>
-            <w:proofErr w:type="gramEnd"/>
           </w:p>
         </w:tc>
         <w:tc>
@@ -2140,7 +2167,6 @@
                 <w:szCs w:val="18"/>
               </w:rPr>
             </w:pPr>
-            <w:proofErr w:type="gramStart"/>
             <w:r>
               <w:rPr>
                 <w:rFonts w:asciiTheme="minorHAnsi" w:hAnsiTheme="minorHAnsi" w:cstheme="minorHAnsi"/>
@@ -2149,7 +2175,6 @@
               </w:rPr>
               <w:t>hg2</w:t>
             </w:r>
-            <w:proofErr w:type="gramEnd"/>
           </w:p>
         </w:tc>
         <w:tc>
@@ -2167,7 +2192,6 @@
                 <w:szCs w:val="18"/>
               </w:rPr>
             </w:pPr>
-            <w:proofErr w:type="gramStart"/>
             <w:r>
               <w:rPr>
                 <w:rFonts w:asciiTheme="minorHAnsi" w:hAnsiTheme="minorHAnsi" w:cstheme="minorHAnsi"/>
@@ -2176,7 +2200,6 @@
               </w:rPr>
               <w:t>hg3</w:t>
             </w:r>
-            <w:proofErr w:type="gramEnd"/>
           </w:p>
         </w:tc>
         <w:tc>
@@ -2194,7 +2217,6 @@
                 <w:szCs w:val="18"/>
               </w:rPr>
             </w:pPr>
-            <w:proofErr w:type="gramStart"/>
             <w:r>
               <w:rPr>
                 <w:rFonts w:asciiTheme="minorHAnsi" w:hAnsiTheme="minorHAnsi" w:cstheme="minorHAnsi"/>
@@ -2203,7 +2225,6 @@
               </w:rPr>
               <w:t>hg4</w:t>
             </w:r>
-            <w:proofErr w:type="gramEnd"/>
           </w:p>
         </w:tc>
         <w:tc>
@@ -2221,7 +2242,6 @@
                 <w:szCs w:val="18"/>
               </w:rPr>
             </w:pPr>
-            <w:proofErr w:type="gramStart"/>
             <w:r>
               <w:rPr>
                 <w:rFonts w:asciiTheme="minorHAnsi" w:hAnsiTheme="minorHAnsi" w:cstheme="minorHAnsi"/>
@@ -2230,7 +2250,6 @@
               </w:rPr>
               <w:t>hg5</w:t>
             </w:r>
-            <w:proofErr w:type="gramEnd"/>
           </w:p>
         </w:tc>
         <w:tc>
@@ -2248,7 +2267,6 @@
                 <w:szCs w:val="18"/>
               </w:rPr>
             </w:pPr>
-            <w:proofErr w:type="gramStart"/>
             <w:r>
               <w:rPr>
                 <w:rFonts w:asciiTheme="minorHAnsi" w:hAnsiTheme="minorHAnsi" w:cstheme="minorHAnsi"/>
@@ -2257,7 +2275,6 @@
               </w:rPr>
               <w:t>hg6</w:t>
             </w:r>
-            <w:proofErr w:type="gramEnd"/>
           </w:p>
         </w:tc>
         <w:tc>
@@ -2275,6 +2292,14 @@
                 <w:szCs w:val="18"/>
               </w:rPr>
             </w:pPr>
+            <w:r>
+              <w:rPr>
+                <w:rFonts w:asciiTheme="minorHAnsi" w:hAnsiTheme="minorHAnsi" w:cstheme="minorHAnsi"/>
+                <w:sz w:val="18"/>
+                <w:szCs w:val="18"/>
+              </w:rPr>
+              <w:t>hg7</w:t>
+            </w:r>
           </w:p>
         </w:tc>
         <w:tc>
@@ -2292,6 +2317,14 @@
                 <w:szCs w:val="18"/>
               </w:rPr>
             </w:pPr>
+            <w:r>
+              <w:rPr>
+                <w:rFonts w:asciiTheme="minorHAnsi" w:hAnsiTheme="minorHAnsi" w:cstheme="minorHAnsi"/>
+                <w:sz w:val="18"/>
+                <w:szCs w:val="18"/>
+              </w:rPr>
+              <w:t>hg8</w:t>
+            </w:r>
           </w:p>
         </w:tc>
         <w:tc>
@@ -2309,6 +2342,14 @@
                 <w:szCs w:val="18"/>
               </w:rPr>
             </w:pPr>
+            <w:r>
+              <w:rPr>
+                <w:rFonts w:asciiTheme="minorHAnsi" w:hAnsiTheme="minorHAnsi" w:cstheme="minorHAnsi"/>
+                <w:sz w:val="18"/>
+                <w:szCs w:val="18"/>
+              </w:rPr>
+              <w:t>hg9</w:t>
+            </w:r>
           </w:p>
         </w:tc>
       </w:tr>
@@ -2356,7 +2397,6 @@
                 <w:szCs w:val="18"/>
               </w:rPr>
             </w:pPr>
-            <w:proofErr w:type="gramStart"/>
             <w:r>
               <w:rPr>
                 <w:rFonts w:asciiTheme="minorHAnsi" w:hAnsiTheme="minorHAnsi" w:cstheme="minorHAnsi"/>
@@ -2365,7 +2405,6 @@
               </w:rPr>
               <w:t>he1</w:t>
             </w:r>
-            <w:proofErr w:type="gramEnd"/>
           </w:p>
         </w:tc>
         <w:tc>
@@ -2383,7 +2422,6 @@
                 <w:szCs w:val="18"/>
               </w:rPr>
             </w:pPr>
-            <w:proofErr w:type="gramStart"/>
             <w:r>
               <w:rPr>
                 <w:rFonts w:asciiTheme="minorHAnsi" w:hAnsiTheme="minorHAnsi" w:cstheme="minorHAnsi"/>
@@ -2392,7 +2430,6 @@
               </w:rPr>
               <w:t>he2</w:t>
             </w:r>
-            <w:proofErr w:type="gramEnd"/>
           </w:p>
         </w:tc>
         <w:tc>
@@ -2410,7 +2447,6 @@
                 <w:szCs w:val="18"/>
               </w:rPr>
             </w:pPr>
-            <w:proofErr w:type="gramStart"/>
             <w:r>
               <w:rPr>
                 <w:rFonts w:asciiTheme="minorHAnsi" w:hAnsiTheme="minorHAnsi" w:cstheme="minorHAnsi"/>
@@ -2419,7 +2455,6 @@
               </w:rPr>
               <w:t>he3</w:t>
             </w:r>
-            <w:proofErr w:type="gramEnd"/>
           </w:p>
         </w:tc>
         <w:tc>
@@ -2437,7 +2472,6 @@
                 <w:szCs w:val="18"/>
               </w:rPr>
             </w:pPr>
-            <w:proofErr w:type="gramStart"/>
             <w:r>
               <w:rPr>
                 <w:rFonts w:asciiTheme="minorHAnsi" w:hAnsiTheme="minorHAnsi" w:cstheme="minorHAnsi"/>
@@ -2446,7 +2480,6 @@
               </w:rPr>
               <w:t>he4</w:t>
             </w:r>
-            <w:proofErr w:type="gramEnd"/>
           </w:p>
         </w:tc>
         <w:tc>
@@ -2464,7 +2497,6 @@
                 <w:szCs w:val="18"/>
               </w:rPr>
             </w:pPr>
-            <w:proofErr w:type="gramStart"/>
             <w:r>
               <w:rPr>
                 <w:rFonts w:asciiTheme="minorHAnsi" w:hAnsiTheme="minorHAnsi" w:cstheme="minorHAnsi"/>
@@ -2473,7 +2505,6 @@
               </w:rPr>
               <w:t>he5</w:t>
             </w:r>
-            <w:proofErr w:type="gramEnd"/>
           </w:p>
         </w:tc>
         <w:tc>
@@ -2491,7 +2522,6 @@
                 <w:szCs w:val="18"/>
               </w:rPr>
             </w:pPr>
-            <w:proofErr w:type="gramStart"/>
             <w:r>
               <w:rPr>
                 <w:rFonts w:asciiTheme="minorHAnsi" w:hAnsiTheme="minorHAnsi" w:cstheme="minorHAnsi"/>
@@ -2500,7 +2530,6 @@
               </w:rPr>
               <w:t>he6</w:t>
             </w:r>
-            <w:proofErr w:type="gramEnd"/>
           </w:p>
         </w:tc>
         <w:tc>
@@ -2518,6 +2547,14 @@
                 <w:szCs w:val="18"/>
               </w:rPr>
             </w:pPr>
+            <w:r>
+              <w:rPr>
+                <w:rFonts w:asciiTheme="minorHAnsi" w:hAnsiTheme="minorHAnsi" w:cstheme="minorHAnsi"/>
+                <w:sz w:val="18"/>
+                <w:szCs w:val="18"/>
+              </w:rPr>
+              <w:t>he7</w:t>
+            </w:r>
           </w:p>
         </w:tc>
         <w:tc>
@@ -2535,6 +2572,14 @@
                 <w:szCs w:val="18"/>
               </w:rPr>
             </w:pPr>
+            <w:r>
+              <w:rPr>
+                <w:rFonts w:asciiTheme="minorHAnsi" w:hAnsiTheme="minorHAnsi" w:cstheme="minorHAnsi"/>
+                <w:sz w:val="18"/>
+                <w:szCs w:val="18"/>
+              </w:rPr>
+              <w:t>he8</w:t>
+            </w:r>
           </w:p>
         </w:tc>
         <w:tc>
@@ -2552,6 +2597,14 @@
                 <w:szCs w:val="18"/>
               </w:rPr>
             </w:pPr>
+            <w:r>
+              <w:rPr>
+                <w:rFonts w:asciiTheme="minorHAnsi" w:hAnsiTheme="minorHAnsi" w:cstheme="minorHAnsi"/>
+                <w:sz w:val="18"/>
+                <w:szCs w:val="18"/>
+              </w:rPr>
+              <w:t>he9</w:t>
+            </w:r>
           </w:p>
         </w:tc>
       </w:tr>
@@ -2599,7 +2652,6 @@
                 <w:szCs w:val="18"/>
               </w:rPr>
             </w:pPr>
-            <w:proofErr w:type="gramStart"/>
             <w:r>
               <w:rPr>
                 <w:rFonts w:asciiTheme="minorHAnsi" w:hAnsiTheme="minorHAnsi" w:cstheme="minorHAnsi"/>
@@ -2608,7 +2660,6 @@
               </w:rPr>
               <w:t>ha1</w:t>
             </w:r>
-            <w:proofErr w:type="gramEnd"/>
           </w:p>
         </w:tc>
         <w:tc>
@@ -2626,7 +2677,6 @@
                 <w:szCs w:val="18"/>
               </w:rPr>
             </w:pPr>
-            <w:proofErr w:type="gramStart"/>
             <w:r>
               <w:rPr>
                 <w:rFonts w:asciiTheme="minorHAnsi" w:hAnsiTheme="minorHAnsi" w:cstheme="minorHAnsi"/>
@@ -2635,7 +2685,6 @@
               </w:rPr>
               <w:t>ha2</w:t>
             </w:r>
-            <w:proofErr w:type="gramEnd"/>
           </w:p>
         </w:tc>
         <w:tc>
@@ -2653,7 +2702,6 @@
                 <w:szCs w:val="18"/>
               </w:rPr>
             </w:pPr>
-            <w:proofErr w:type="gramStart"/>
             <w:r>
               <w:rPr>
                 <w:rFonts w:asciiTheme="minorHAnsi" w:hAnsiTheme="minorHAnsi" w:cstheme="minorHAnsi"/>
@@ -2662,7 +2710,6 @@
               </w:rPr>
               <w:t>ha3</w:t>
             </w:r>
-            <w:proofErr w:type="gramEnd"/>
           </w:p>
         </w:tc>
         <w:tc>
@@ -2680,7 +2727,6 @@
                 <w:szCs w:val="18"/>
               </w:rPr>
             </w:pPr>
-            <w:proofErr w:type="gramStart"/>
             <w:r>
               <w:rPr>
                 <w:rFonts w:asciiTheme="minorHAnsi" w:hAnsiTheme="minorHAnsi" w:cstheme="minorHAnsi"/>
@@ -2689,7 +2735,6 @@
               </w:rPr>
               <w:t>ha4</w:t>
             </w:r>
-            <w:proofErr w:type="gramEnd"/>
           </w:p>
         </w:tc>
         <w:tc>
@@ -2707,7 +2752,6 @@
                 <w:szCs w:val="18"/>
               </w:rPr>
             </w:pPr>
-            <w:proofErr w:type="gramStart"/>
             <w:r>
               <w:rPr>
                 <w:rFonts w:asciiTheme="minorHAnsi" w:hAnsiTheme="minorHAnsi" w:cstheme="minorHAnsi"/>
@@ -2716,7 +2760,6 @@
               </w:rPr>
               <w:t>ha5</w:t>
             </w:r>
-            <w:proofErr w:type="gramEnd"/>
           </w:p>
         </w:tc>
         <w:tc>
@@ -2734,7 +2777,6 @@
                 <w:szCs w:val="18"/>
               </w:rPr>
             </w:pPr>
-            <w:proofErr w:type="gramStart"/>
             <w:r>
               <w:rPr>
                 <w:rFonts w:asciiTheme="minorHAnsi" w:hAnsiTheme="minorHAnsi" w:cstheme="minorHAnsi"/>
@@ -2743,7 +2785,6 @@
               </w:rPr>
               <w:t>ha6</w:t>
             </w:r>
-            <w:proofErr w:type="gramEnd"/>
           </w:p>
         </w:tc>
         <w:tc>
@@ -2761,6 +2802,14 @@
                 <w:szCs w:val="18"/>
               </w:rPr>
             </w:pPr>
+            <w:r>
+              <w:rPr>
+                <w:rFonts w:asciiTheme="minorHAnsi" w:hAnsiTheme="minorHAnsi" w:cstheme="minorHAnsi"/>
+                <w:sz w:val="18"/>
+                <w:szCs w:val="18"/>
+              </w:rPr>
+              <w:t>ha7</w:t>
+            </w:r>
           </w:p>
         </w:tc>
         <w:tc>
@@ -2778,6 +2827,14 @@
                 <w:szCs w:val="18"/>
               </w:rPr>
             </w:pPr>
+            <w:r>
+              <w:rPr>
+                <w:rFonts w:asciiTheme="minorHAnsi" w:hAnsiTheme="minorHAnsi" w:cstheme="minorHAnsi"/>
+                <w:sz w:val="18"/>
+                <w:szCs w:val="18"/>
+              </w:rPr>
+              <w:t>ha8</w:t>
+            </w:r>
           </w:p>
         </w:tc>
         <w:tc>
@@ -2795,6 +2852,14 @@
                 <w:szCs w:val="18"/>
               </w:rPr>
             </w:pPr>
+            <w:r>
+              <w:rPr>
+                <w:rFonts w:asciiTheme="minorHAnsi" w:hAnsiTheme="minorHAnsi" w:cstheme="minorHAnsi"/>
+                <w:sz w:val="18"/>
+                <w:szCs w:val="18"/>
+              </w:rPr>
+              <w:t>ha9</w:t>
+            </w:r>
           </w:p>
         </w:tc>
       </w:tr>
@@ -2843,7 +2908,6 @@
                 <w:szCs w:val="18"/>
               </w:rPr>
             </w:pPr>
-            <w:proofErr w:type="gramStart"/>
             <w:r>
               <w:rPr>
                 <w:rFonts w:asciiTheme="minorHAnsi" w:hAnsiTheme="minorHAnsi" w:cstheme="minorHAnsi"/>
@@ -2852,7 +2916,6 @@
               </w:rPr>
               <w:t>hi1</w:t>
             </w:r>
-            <w:proofErr w:type="gramEnd"/>
           </w:p>
         </w:tc>
         <w:tc>
@@ -2870,7 +2933,6 @@
                 <w:szCs w:val="18"/>
               </w:rPr>
             </w:pPr>
-            <w:proofErr w:type="gramStart"/>
             <w:r>
               <w:rPr>
                 <w:rFonts w:asciiTheme="minorHAnsi" w:hAnsiTheme="minorHAnsi" w:cstheme="minorHAnsi"/>
@@ -2879,7 +2941,6 @@
               </w:rPr>
               <w:t>hi2</w:t>
             </w:r>
-            <w:proofErr w:type="gramEnd"/>
           </w:p>
         </w:tc>
         <w:tc>
@@ -2897,7 +2958,6 @@
                 <w:szCs w:val="18"/>
               </w:rPr>
             </w:pPr>
-            <w:proofErr w:type="gramStart"/>
             <w:r>
               <w:rPr>
                 <w:rFonts w:asciiTheme="minorHAnsi" w:hAnsiTheme="minorHAnsi" w:cstheme="minorHAnsi"/>
@@ -2906,7 +2966,6 @@
               </w:rPr>
               <w:t>hi3</w:t>
             </w:r>
-            <w:proofErr w:type="gramEnd"/>
           </w:p>
         </w:tc>
         <w:tc>
@@ -2924,7 +2983,6 @@
                 <w:szCs w:val="18"/>
               </w:rPr>
             </w:pPr>
-            <w:proofErr w:type="gramStart"/>
             <w:r>
               <w:rPr>
                 <w:rFonts w:asciiTheme="minorHAnsi" w:hAnsiTheme="minorHAnsi" w:cstheme="minorHAnsi"/>
@@ -2933,7 +2991,6 @@
               </w:rPr>
               <w:t>hi4</w:t>
             </w:r>
-            <w:proofErr w:type="gramEnd"/>
           </w:p>
         </w:tc>
         <w:tc>
@@ -2951,7 +3008,6 @@
                 <w:szCs w:val="18"/>
               </w:rPr>
             </w:pPr>
-            <w:proofErr w:type="gramStart"/>
             <w:r>
               <w:rPr>
                 <w:rFonts w:asciiTheme="minorHAnsi" w:hAnsiTheme="minorHAnsi" w:cstheme="minorHAnsi"/>
@@ -2960,7 +3016,6 @@
               </w:rPr>
               <w:t>hi5</w:t>
             </w:r>
-            <w:proofErr w:type="gramEnd"/>
           </w:p>
         </w:tc>
         <w:tc>
@@ -2978,7 +3033,6 @@
                 <w:szCs w:val="18"/>
               </w:rPr>
             </w:pPr>
-            <w:proofErr w:type="gramStart"/>
             <w:r>
               <w:rPr>
                 <w:rFonts w:asciiTheme="minorHAnsi" w:hAnsiTheme="minorHAnsi" w:cstheme="minorHAnsi"/>
@@ -2987,7 +3041,6 @@
               </w:rPr>
               <w:t>hi6</w:t>
             </w:r>
-            <w:proofErr w:type="gramEnd"/>
           </w:p>
         </w:tc>
         <w:tc>
@@ -3005,6 +3058,14 @@
                 <w:szCs w:val="18"/>
               </w:rPr>
             </w:pPr>
+            <w:r>
+              <w:rPr>
+                <w:rFonts w:asciiTheme="minorHAnsi" w:hAnsiTheme="minorHAnsi" w:cstheme="minorHAnsi"/>
+                <w:sz w:val="18"/>
+                <w:szCs w:val="18"/>
+              </w:rPr>
+              <w:t>hi7</w:t>
+            </w:r>
           </w:p>
         </w:tc>
         <w:tc>
@@ -3022,6 +3083,14 @@
                 <w:szCs w:val="18"/>
               </w:rPr>
             </w:pPr>
+            <w:r>
+              <w:rPr>
+                <w:rFonts w:asciiTheme="minorHAnsi" w:hAnsiTheme="minorHAnsi" w:cstheme="minorHAnsi"/>
+                <w:sz w:val="18"/>
+                <w:szCs w:val="18"/>
+              </w:rPr>
+              <w:t>hi8</w:t>
+            </w:r>
           </w:p>
         </w:tc>
         <w:tc>
@@ -3039,6 +3108,14 @@
                 <w:szCs w:val="18"/>
               </w:rPr>
             </w:pPr>
+            <w:r>
+              <w:rPr>
+                <w:rFonts w:asciiTheme="minorHAnsi" w:hAnsiTheme="minorHAnsi" w:cstheme="minorHAnsi"/>
+                <w:sz w:val="18"/>
+                <w:szCs w:val="18"/>
+              </w:rPr>
+              <w:t>hi9</w:t>
+            </w:r>
           </w:p>
         </w:tc>
       </w:tr>
@@ -3087,7 +3164,6 @@
                 <w:szCs w:val="18"/>
               </w:rPr>
             </w:pPr>
-            <w:proofErr w:type="gramStart"/>
             <w:r>
               <w:rPr>
                 <w:rFonts w:asciiTheme="minorHAnsi" w:hAnsiTheme="minorHAnsi" w:cstheme="minorHAnsi"/>
@@ -3096,7 +3172,6 @@
               </w:rPr>
               <w:t>hf1</w:t>
             </w:r>
-            <w:proofErr w:type="gramEnd"/>
           </w:p>
         </w:tc>
         <w:tc>
@@ -3114,7 +3189,6 @@
                 <w:szCs w:val="18"/>
               </w:rPr>
             </w:pPr>
-            <w:proofErr w:type="gramStart"/>
             <w:r>
               <w:rPr>
                 <w:rFonts w:asciiTheme="minorHAnsi" w:hAnsiTheme="minorHAnsi" w:cstheme="minorHAnsi"/>
@@ -3123,7 +3197,6 @@
               </w:rPr>
               <w:t>hf2</w:t>
             </w:r>
-            <w:proofErr w:type="gramEnd"/>
           </w:p>
         </w:tc>
         <w:tc>
@@ -3141,7 +3214,6 @@
                 <w:szCs w:val="18"/>
               </w:rPr>
             </w:pPr>
-            <w:proofErr w:type="gramStart"/>
             <w:r>
               <w:rPr>
                 <w:rFonts w:asciiTheme="minorHAnsi" w:hAnsiTheme="minorHAnsi" w:cstheme="minorHAnsi"/>
@@ -3150,7 +3222,6 @@
               </w:rPr>
               <w:t>hf3</w:t>
             </w:r>
-            <w:proofErr w:type="gramEnd"/>
           </w:p>
         </w:tc>
         <w:tc>
@@ -3168,7 +3239,6 @@
                 <w:szCs w:val="18"/>
               </w:rPr>
             </w:pPr>
-            <w:proofErr w:type="gramStart"/>
             <w:r>
               <w:rPr>
                 <w:rFonts w:asciiTheme="minorHAnsi" w:hAnsiTheme="minorHAnsi" w:cstheme="minorHAnsi"/>
@@ -3177,7 +3247,6 @@
               </w:rPr>
               <w:t>hf4</w:t>
             </w:r>
-            <w:proofErr w:type="gramEnd"/>
           </w:p>
         </w:tc>
         <w:tc>
@@ -3195,7 +3264,6 @@
                 <w:szCs w:val="18"/>
               </w:rPr>
             </w:pPr>
-            <w:proofErr w:type="gramStart"/>
             <w:r>
               <w:rPr>
                 <w:rFonts w:asciiTheme="minorHAnsi" w:hAnsiTheme="minorHAnsi" w:cstheme="minorHAnsi"/>
@@ -3204,7 +3272,6 @@
               </w:rPr>
               <w:t>hf5</w:t>
             </w:r>
-            <w:proofErr w:type="gramEnd"/>
           </w:p>
         </w:tc>
         <w:tc>
@@ -3222,7 +3289,6 @@
                 <w:szCs w:val="18"/>
               </w:rPr>
             </w:pPr>
-            <w:proofErr w:type="gramStart"/>
             <w:r>
               <w:rPr>
                 <w:rFonts w:asciiTheme="minorHAnsi" w:hAnsiTheme="minorHAnsi" w:cstheme="minorHAnsi"/>
@@ -3231,7 +3297,6 @@
               </w:rPr>
               <w:t>hf6</w:t>
             </w:r>
-            <w:proofErr w:type="gramEnd"/>
           </w:p>
         </w:tc>
         <w:tc>
@@ -3249,6 +3314,14 @@
                 <w:szCs w:val="18"/>
               </w:rPr>
             </w:pPr>
+            <w:r>
+              <w:rPr>
+                <w:rFonts w:asciiTheme="minorHAnsi" w:hAnsiTheme="minorHAnsi" w:cstheme="minorHAnsi"/>
+                <w:sz w:val="18"/>
+                <w:szCs w:val="18"/>
+              </w:rPr>
+              <w:t>hf7</w:t>
+            </w:r>
           </w:p>
         </w:tc>
         <w:tc>
@@ -3267,6 +3340,15 @@
                 <w:u w:val="single"/>
               </w:rPr>
             </w:pPr>
+            <w:r>
+              <w:rPr>
+                <w:rFonts w:asciiTheme="minorHAnsi" w:hAnsiTheme="minorHAnsi" w:cstheme="minorHAnsi"/>
+                <w:sz w:val="18"/>
+                <w:szCs w:val="18"/>
+                <w:u w:val="single"/>
+              </w:rPr>
+              <w:t>hf8</w:t>
+            </w:r>
           </w:p>
         </w:tc>
         <w:tc>
@@ -3284,6 +3366,14 @@
                 <w:szCs w:val="18"/>
               </w:rPr>
             </w:pPr>
+            <w:r>
+              <w:rPr>
+                <w:rFonts w:asciiTheme="minorHAnsi" w:hAnsiTheme="minorHAnsi" w:cstheme="minorHAnsi"/>
+                <w:sz w:val="18"/>
+                <w:szCs w:val="18"/>
+              </w:rPr>
+              <w:t>hf9</w:t>
+            </w:r>
           </w:p>
         </w:tc>
       </w:tr>
@@ -3332,7 +3422,6 @@
                 <w:szCs w:val="18"/>
               </w:rPr>
             </w:pPr>
-            <w:proofErr w:type="gramStart"/>
             <w:r>
               <w:rPr>
                 <w:rFonts w:asciiTheme="minorHAnsi" w:hAnsiTheme="minorHAnsi" w:cstheme="minorHAnsi"/>
@@ -3341,7 +3430,6 @@
               </w:rPr>
               <w:t>hl1</w:t>
             </w:r>
-            <w:proofErr w:type="gramEnd"/>
           </w:p>
         </w:tc>
         <w:tc>
@@ -3359,7 +3447,6 @@
                 <w:szCs w:val="18"/>
               </w:rPr>
             </w:pPr>
-            <w:proofErr w:type="gramStart"/>
             <w:r>
               <w:rPr>
                 <w:rFonts w:asciiTheme="minorHAnsi" w:hAnsiTheme="minorHAnsi" w:cstheme="minorHAnsi"/>
@@ -3368,7 +3455,6 @@
               </w:rPr>
               <w:t>hl2</w:t>
             </w:r>
-            <w:proofErr w:type="gramEnd"/>
           </w:p>
         </w:tc>
         <w:tc>
@@ -3386,7 +3472,6 @@
                 <w:szCs w:val="18"/>
               </w:rPr>
             </w:pPr>
-            <w:proofErr w:type="gramStart"/>
             <w:r>
               <w:rPr>
                 <w:rFonts w:asciiTheme="minorHAnsi" w:hAnsiTheme="minorHAnsi" w:cstheme="minorHAnsi"/>
@@ -3395,7 +3480,6 @@
               </w:rPr>
               <w:t>hl3</w:t>
             </w:r>
-            <w:proofErr w:type="gramEnd"/>
           </w:p>
         </w:tc>
         <w:tc>
@@ -3413,7 +3497,6 @@
                 <w:szCs w:val="18"/>
               </w:rPr>
             </w:pPr>
-            <w:proofErr w:type="gramStart"/>
             <w:r>
               <w:rPr>
                 <w:rFonts w:asciiTheme="minorHAnsi" w:hAnsiTheme="minorHAnsi" w:cstheme="minorHAnsi"/>
@@ -3422,7 +3505,6 @@
               </w:rPr>
               <w:t>hl4</w:t>
             </w:r>
-            <w:proofErr w:type="gramEnd"/>
           </w:p>
         </w:tc>
         <w:tc>
@@ -3440,7 +3522,6 @@
                 <w:szCs w:val="18"/>
               </w:rPr>
             </w:pPr>
-            <w:proofErr w:type="gramStart"/>
             <w:r>
               <w:rPr>
                 <w:rFonts w:asciiTheme="minorHAnsi" w:hAnsiTheme="minorHAnsi" w:cstheme="minorHAnsi"/>
@@ -3449,7 +3530,6 @@
               </w:rPr>
               <w:t>hl5</w:t>
             </w:r>
-            <w:proofErr w:type="gramEnd"/>
           </w:p>
         </w:tc>
         <w:tc>
@@ -3467,7 +3547,6 @@
                 <w:szCs w:val="18"/>
               </w:rPr>
             </w:pPr>
-            <w:proofErr w:type="gramStart"/>
             <w:r>
               <w:rPr>
                 <w:rFonts w:asciiTheme="minorHAnsi" w:hAnsiTheme="minorHAnsi" w:cstheme="minorHAnsi"/>
@@ -3476,7 +3555,6 @@
               </w:rPr>
               <w:t>hl6</w:t>
             </w:r>
-            <w:proofErr w:type="gramEnd"/>
           </w:p>
         </w:tc>
         <w:tc>
@@ -3494,6 +3572,14 @@
                 <w:szCs w:val="18"/>
               </w:rPr>
             </w:pPr>
+            <w:r>
+              <w:rPr>
+                <w:rFonts w:asciiTheme="minorHAnsi" w:hAnsiTheme="minorHAnsi" w:cstheme="minorHAnsi"/>
+                <w:sz w:val="18"/>
+                <w:szCs w:val="18"/>
+              </w:rPr>
+              <w:t>hl7</w:t>
+            </w:r>
           </w:p>
         </w:tc>
         <w:tc>
@@ -3511,6 +3597,14 @@
                 <w:szCs w:val="18"/>
               </w:rPr>
             </w:pPr>
+            <w:r>
+              <w:rPr>
+                <w:rFonts w:asciiTheme="minorHAnsi" w:hAnsiTheme="minorHAnsi" w:cstheme="minorHAnsi"/>
+                <w:sz w:val="18"/>
+                <w:szCs w:val="18"/>
+              </w:rPr>
+              <w:t>hl8</w:t>
+            </w:r>
           </w:p>
         </w:tc>
         <w:tc>
@@ -3528,6 +3622,14 @@
                 <w:szCs w:val="18"/>
               </w:rPr>
             </w:pPr>
+            <w:r>
+              <w:rPr>
+                <w:rFonts w:asciiTheme="minorHAnsi" w:hAnsiTheme="minorHAnsi" w:cstheme="minorHAnsi"/>
+                <w:sz w:val="18"/>
+                <w:szCs w:val="18"/>
+              </w:rPr>
+              <w:t>hl9</w:t>
+            </w:r>
           </w:p>
         </w:tc>
       </w:tr>
@@ -3749,8 +3851,6 @@
                 <w:szCs w:val="18"/>
               </w:rPr>
             </w:pPr>
-            <w:proofErr w:type="spellStart"/>
-            <w:proofErr w:type="gramStart"/>
             <w:r>
               <w:rPr>
                 <w:rFonts w:asciiTheme="minorHAnsi" w:hAnsiTheme="minorHAnsi" w:cstheme="minorHAnsi"/>
@@ -3759,8 +3859,6 @@
               </w:rPr>
               <w:t>fb</w:t>
             </w:r>
-            <w:proofErr w:type="spellEnd"/>
-            <w:proofErr w:type="gramEnd"/>
           </w:p>
         </w:tc>
         <w:tc>
@@ -3803,8 +3901,6 @@
                 <w:szCs w:val="18"/>
               </w:rPr>
             </w:pPr>
-            <w:proofErr w:type="spellStart"/>
-            <w:proofErr w:type="gramStart"/>
             <w:r>
               <w:rPr>
                 <w:rFonts w:asciiTheme="minorHAnsi" w:hAnsiTheme="minorHAnsi" w:cstheme="minorHAnsi"/>
@@ -3813,8 +3909,6 @@
               </w:rPr>
               <w:t>fd</w:t>
             </w:r>
-            <w:proofErr w:type="spellEnd"/>
-            <w:proofErr w:type="gramEnd"/>
           </w:p>
         </w:tc>
         <w:tc>
@@ -3832,8 +3926,6 @@
                 <w:szCs w:val="18"/>
               </w:rPr>
             </w:pPr>
-            <w:proofErr w:type="spellStart"/>
-            <w:proofErr w:type="gramStart"/>
             <w:r>
               <w:rPr>
                 <w:rFonts w:asciiTheme="minorHAnsi" w:hAnsiTheme="minorHAnsi" w:cstheme="minorHAnsi"/>
@@ -3842,8 +3934,6 @@
               </w:rPr>
               <w:t>fg</w:t>
             </w:r>
-            <w:proofErr w:type="spellEnd"/>
-            <w:proofErr w:type="gramEnd"/>
           </w:p>
         </w:tc>
         <w:tc>
@@ -3861,8 +3951,6 @@
                 <w:szCs w:val="18"/>
               </w:rPr>
             </w:pPr>
-            <w:proofErr w:type="spellStart"/>
-            <w:proofErr w:type="gramStart"/>
             <w:r>
               <w:rPr>
                 <w:rFonts w:asciiTheme="minorHAnsi" w:hAnsiTheme="minorHAnsi" w:cstheme="minorHAnsi"/>
@@ -3871,8 +3959,6 @@
               </w:rPr>
               <w:t>fh</w:t>
             </w:r>
-            <w:proofErr w:type="spellEnd"/>
-            <w:proofErr w:type="gramEnd"/>
           </w:p>
         </w:tc>
         <w:tc>
@@ -3890,8 +3976,6 @@
                 <w:szCs w:val="18"/>
               </w:rPr>
             </w:pPr>
-            <w:proofErr w:type="spellStart"/>
-            <w:proofErr w:type="gramStart"/>
             <w:r>
               <w:rPr>
                 <w:rFonts w:asciiTheme="minorHAnsi" w:hAnsiTheme="minorHAnsi" w:cstheme="minorHAnsi"/>
@@ -3900,8 +3984,6 @@
               </w:rPr>
               <w:t>fj</w:t>
             </w:r>
-            <w:proofErr w:type="spellEnd"/>
-            <w:proofErr w:type="gramEnd"/>
           </w:p>
         </w:tc>
         <w:tc>
@@ -3919,6 +4001,14 @@
                 <w:szCs w:val="18"/>
               </w:rPr>
             </w:pPr>
+            <w:r>
+              <w:rPr>
+                <w:rFonts w:asciiTheme="minorHAnsi" w:hAnsiTheme="minorHAnsi" w:cstheme="minorHAnsi"/>
+                <w:sz w:val="18"/>
+                <w:szCs w:val="18"/>
+              </w:rPr>
+              <w:t>fk</w:t>
+            </w:r>
           </w:p>
         </w:tc>
         <w:tc>
@@ -3936,6 +4026,14 @@
                 <w:szCs w:val="18"/>
               </w:rPr>
             </w:pPr>
+            <w:r>
+              <w:rPr>
+                <w:rFonts w:asciiTheme="minorHAnsi" w:hAnsiTheme="minorHAnsi" w:cstheme="minorHAnsi"/>
+                <w:sz w:val="18"/>
+                <w:szCs w:val="18"/>
+              </w:rPr>
+              <w:t>fl</w:t>
+            </w:r>
           </w:p>
         </w:tc>
         <w:tc>
@@ -3953,6 +4051,14 @@
                 <w:szCs w:val="18"/>
               </w:rPr>
             </w:pPr>
+            <w:r>
+              <w:rPr>
+                <w:rFonts w:asciiTheme="minorHAnsi" w:hAnsiTheme="minorHAnsi" w:cstheme="minorHAnsi"/>
+                <w:sz w:val="18"/>
+                <w:szCs w:val="18"/>
+              </w:rPr>
+              <w:t>fm</w:t>
+            </w:r>
           </w:p>
         </w:tc>
       </w:tr>
@@ -4000,7 +4106,6 @@
                 <w:szCs w:val="14"/>
               </w:rPr>
             </w:pPr>
-            <w:proofErr w:type="gramStart"/>
             <w:r>
               <w:rPr>
                 <w:rFonts w:asciiTheme="minorHAnsi" w:hAnsiTheme="minorHAnsi" w:cstheme="minorHAnsi"/>
@@ -4010,7 +4115,6 @@
               </w:rPr>
               <w:t>aprovado1</w:t>
             </w:r>
-            <w:proofErr w:type="gramEnd"/>
           </w:p>
         </w:tc>
         <w:tc>
@@ -4029,7 +4133,6 @@
                 <w:szCs w:val="14"/>
               </w:rPr>
             </w:pPr>
-            <w:proofErr w:type="gramStart"/>
             <w:r>
               <w:rPr>
                 <w:rFonts w:asciiTheme="minorHAnsi" w:hAnsiTheme="minorHAnsi" w:cstheme="minorHAnsi"/>
@@ -4039,7 +4142,6 @@
               </w:rPr>
               <w:t>aprovado2</w:t>
             </w:r>
-            <w:proofErr w:type="gramEnd"/>
           </w:p>
         </w:tc>
         <w:tc>
@@ -4058,7 +4160,6 @@
                 <w:szCs w:val="14"/>
               </w:rPr>
             </w:pPr>
-            <w:proofErr w:type="gramStart"/>
             <w:r>
               <w:rPr>
                 <w:rFonts w:asciiTheme="minorHAnsi" w:hAnsiTheme="minorHAnsi" w:cstheme="minorHAnsi"/>
@@ -4068,7 +4169,6 @@
               </w:rPr>
               <w:t>aprovado3</w:t>
             </w:r>
-            <w:proofErr w:type="gramEnd"/>
           </w:p>
         </w:tc>
         <w:tc>
@@ -4087,7 +4187,6 @@
                 <w:szCs w:val="14"/>
               </w:rPr>
             </w:pPr>
-            <w:proofErr w:type="gramStart"/>
             <w:r>
               <w:rPr>
                 <w:rFonts w:asciiTheme="minorHAnsi" w:hAnsiTheme="minorHAnsi" w:cstheme="minorHAnsi"/>
@@ -4097,7 +4196,6 @@
               </w:rPr>
               <w:t>aproxdk4</w:t>
             </w:r>
-            <w:proofErr w:type="gramEnd"/>
           </w:p>
         </w:tc>
         <w:tc>
@@ -4116,7 +4214,6 @@
                 <w:szCs w:val="14"/>
               </w:rPr>
             </w:pPr>
-            <w:proofErr w:type="gramStart"/>
             <w:r>
               <w:rPr>
                 <w:rFonts w:asciiTheme="minorHAnsi" w:hAnsiTheme="minorHAnsi" w:cstheme="minorHAnsi"/>
@@ -4126,7 +4223,6 @@
               </w:rPr>
               <w:t>aprovado5</w:t>
             </w:r>
-            <w:proofErr w:type="gramEnd"/>
           </w:p>
         </w:tc>
         <w:tc>
@@ -4145,7 +4241,6 @@
                 <w:szCs w:val="14"/>
               </w:rPr>
             </w:pPr>
-            <w:proofErr w:type="gramStart"/>
             <w:r>
               <w:rPr>
                 <w:rFonts w:asciiTheme="minorHAnsi" w:hAnsiTheme="minorHAnsi" w:cstheme="minorHAnsi"/>
@@ -4155,7 +4250,6 @@
               </w:rPr>
               <w:t>aprovado6</w:t>
             </w:r>
-            <w:proofErr w:type="gramEnd"/>
           </w:p>
         </w:tc>
         <w:tc>
@@ -4173,28 +4267,20 @@
                 <w:szCs w:val="14"/>
               </w:rPr>
             </w:pPr>
-          </w:p>
-        </w:tc>
-        <w:tc>
-          <w:tcPr>
-            <w:tcW w:w="851" w:type="dxa"/>
-            <w:shd w:val="clear" w:color="auto" w:fill="auto"/>
-          </w:tcPr>
-          <w:p>
-            <w:pPr>
-              <w:snapToGrid w:val="0"/>
-              <w:jc w:val="center"/>
-              <w:rPr>
-                <w:rFonts w:asciiTheme="minorHAnsi" w:hAnsiTheme="minorHAnsi" w:cstheme="minorHAnsi"/>
+            <w:r>
+              <w:rPr>
+                <w:rFonts w:asciiTheme="minorHAnsi" w:hAnsiTheme="minorHAnsi" w:cstheme="minorHAnsi"/>
+                <w:b/>
                 <w:sz w:val="14"/>
                 <w:szCs w:val="14"/>
               </w:rPr>
-            </w:pPr>
-          </w:p>
-        </w:tc>
-        <w:tc>
-          <w:tcPr>
-            <w:tcW w:w="959" w:type="dxa"/>
+              <w:t>aprovado7</w:t>
+            </w:r>
+          </w:p>
+        </w:tc>
+        <w:tc>
+          <w:tcPr>
+            <w:tcW w:w="851" w:type="dxa"/>
             <w:shd w:val="clear" w:color="auto" w:fill="auto"/>
           </w:tcPr>
           <w:p>
@@ -4207,6 +4293,41 @@
                 <w:szCs w:val="14"/>
               </w:rPr>
             </w:pPr>
+            <w:r>
+              <w:rPr>
+                <w:rFonts w:asciiTheme="minorHAnsi" w:hAnsiTheme="minorHAnsi" w:cstheme="minorHAnsi"/>
+                <w:b/>
+                <w:sz w:val="14"/>
+                <w:szCs w:val="14"/>
+              </w:rPr>
+              <w:t>aprovado8</w:t>
+            </w:r>
+          </w:p>
+        </w:tc>
+        <w:tc>
+          <w:tcPr>
+            <w:tcW w:w="959" w:type="dxa"/>
+            <w:shd w:val="clear" w:color="auto" w:fill="auto"/>
+          </w:tcPr>
+          <w:p>
+            <w:pPr>
+              <w:snapToGrid w:val="0"/>
+              <w:jc w:val="center"/>
+              <w:rPr>
+                <w:rFonts w:asciiTheme="minorHAnsi" w:hAnsiTheme="minorHAnsi" w:cstheme="minorHAnsi"/>
+                <w:sz w:val="14"/>
+                <w:szCs w:val="14"/>
+              </w:rPr>
+            </w:pPr>
+            <w:r>
+              <w:rPr>
+                <w:rFonts w:asciiTheme="minorHAnsi" w:hAnsiTheme="minorHAnsi" w:cstheme="minorHAnsi"/>
+                <w:b/>
+                <w:sz w:val="14"/>
+                <w:szCs w:val="14"/>
+              </w:rPr>
+              <w:t>aprovado9</w:t>
+            </w:r>
           </w:p>
         </w:tc>
       </w:tr>
@@ -4249,7 +4370,7 @@
         <w:tblpPr w:leftFromText="141" w:rightFromText="141" w:vertAnchor="text" w:horzAnchor="margin" w:tblpXSpec="center" w:tblpY="306"/>
         <w:tblW w:w="9782" w:type="dxa"/>
         <w:tblLayout w:type="fixed"/>
-        <w:tblLook w:val="0000"/>
+        <w:tblLook w:val="0000" w:firstRow="0" w:lastRow="0" w:firstColumn="0" w:lastColumn="0" w:noHBand="0" w:noVBand="0"/>
       </w:tblPr>
       <w:tblGrid>
         <w:gridCol w:w="1277"/>
@@ -4443,7 +4564,6 @@
                 <w:szCs w:val="20"/>
               </w:rPr>
             </w:pPr>
-            <w:proofErr w:type="spellStart"/>
             <w:r>
               <w:rPr>
                 <w:rFonts w:asciiTheme="minorHAnsi" w:hAnsiTheme="minorHAnsi" w:cstheme="minorHAnsi"/>
@@ -4462,7 +4582,6 @@
               </w:rPr>
               <w:t>ano</w:t>
             </w:r>
-            <w:proofErr w:type="spellEnd"/>
           </w:p>
         </w:tc>
         <w:tc>
@@ -4485,7 +4604,6 @@
                 <w:szCs w:val="20"/>
               </w:rPr>
             </w:pPr>
-            <w:proofErr w:type="gramStart"/>
             <w:r>
               <w:rPr>
                 <w:rFonts w:asciiTheme="minorHAnsi" w:hAnsiTheme="minorHAnsi" w:cstheme="minorHAnsi"/>
@@ -4494,7 +4612,6 @@
               </w:rPr>
               <w:t>a1</w:t>
             </w:r>
-            <w:proofErr w:type="gramEnd"/>
           </w:p>
         </w:tc>
         <w:tc>
@@ -4517,7 +4634,6 @@
                 <w:szCs w:val="20"/>
               </w:rPr>
             </w:pPr>
-            <w:proofErr w:type="gramStart"/>
             <w:r>
               <w:rPr>
                 <w:rFonts w:asciiTheme="minorHAnsi" w:hAnsiTheme="minorHAnsi" w:cstheme="minorHAnsi"/>
@@ -4526,7 +4642,6 @@
               </w:rPr>
               <w:t>e1</w:t>
             </w:r>
-            <w:proofErr w:type="gramEnd"/>
           </w:p>
         </w:tc>
         <w:tc>
@@ -4549,7 +4664,6 @@
                 <w:szCs w:val="18"/>
               </w:rPr>
             </w:pPr>
-            <w:proofErr w:type="gramStart"/>
             <w:r>
               <w:rPr>
                 <w:rFonts w:asciiTheme="minorHAnsi" w:hAnsiTheme="minorHAnsi" w:cstheme="minorHAnsi"/>
@@ -4558,7 +4672,6 @@
               </w:rPr>
               <w:t>m1</w:t>
             </w:r>
-            <w:proofErr w:type="gramEnd"/>
           </w:p>
         </w:tc>
         <w:tc>
@@ -4582,7 +4695,6 @@
                 <w:szCs w:val="20"/>
               </w:rPr>
             </w:pPr>
-            <w:proofErr w:type="gramStart"/>
             <w:r>
               <w:rPr>
                 <w:rFonts w:asciiTheme="minorHAnsi" w:hAnsiTheme="minorHAnsi" w:cstheme="minorHAnsi"/>
@@ -4591,7 +4703,6 @@
               </w:rPr>
               <w:t>es1</w:t>
             </w:r>
-            <w:proofErr w:type="gramEnd"/>
           </w:p>
         </w:tc>
       </w:tr>
@@ -4658,7 +4769,6 @@
                 <w:szCs w:val="20"/>
               </w:rPr>
             </w:pPr>
-            <w:proofErr w:type="gramStart"/>
             <w:r>
               <w:rPr>
                 <w:rFonts w:asciiTheme="minorHAnsi" w:hAnsiTheme="minorHAnsi" w:cstheme="minorHAnsi"/>
@@ -4667,7 +4777,6 @@
               </w:rPr>
               <w:t>a2</w:t>
             </w:r>
-            <w:proofErr w:type="gramEnd"/>
           </w:p>
         </w:tc>
         <w:tc>
@@ -4690,7 +4799,6 @@
                 <w:szCs w:val="20"/>
               </w:rPr>
             </w:pPr>
-            <w:proofErr w:type="gramStart"/>
             <w:r>
               <w:rPr>
                 <w:rFonts w:asciiTheme="minorHAnsi" w:hAnsiTheme="minorHAnsi" w:cstheme="minorHAnsi"/>
@@ -4699,7 +4807,6 @@
               </w:rPr>
               <w:t>e2</w:t>
             </w:r>
-            <w:proofErr w:type="gramEnd"/>
           </w:p>
         </w:tc>
         <w:tc>
@@ -4722,7 +4829,6 @@
                 <w:szCs w:val="18"/>
               </w:rPr>
             </w:pPr>
-            <w:proofErr w:type="gramStart"/>
             <w:r>
               <w:rPr>
                 <w:rFonts w:asciiTheme="minorHAnsi" w:hAnsiTheme="minorHAnsi" w:cstheme="minorHAnsi"/>
@@ -4731,7 +4837,6 @@
               </w:rPr>
               <w:t>m2</w:t>
             </w:r>
-            <w:proofErr w:type="gramEnd"/>
           </w:p>
         </w:tc>
         <w:tc>
@@ -4755,7 +4860,6 @@
                 <w:szCs w:val="20"/>
               </w:rPr>
             </w:pPr>
-            <w:proofErr w:type="gramStart"/>
             <w:r>
               <w:rPr>
                 <w:rFonts w:asciiTheme="minorHAnsi" w:hAnsiTheme="minorHAnsi" w:cstheme="minorHAnsi"/>
@@ -4764,7 +4868,6 @@
               </w:rPr>
               <w:t>es2</w:t>
             </w:r>
-            <w:proofErr w:type="gramEnd"/>
           </w:p>
         </w:tc>
       </w:tr>
@@ -4831,7 +4934,6 @@
                 <w:szCs w:val="20"/>
               </w:rPr>
             </w:pPr>
-            <w:proofErr w:type="gramStart"/>
             <w:r>
               <w:rPr>
                 <w:rFonts w:asciiTheme="minorHAnsi" w:hAnsiTheme="minorHAnsi" w:cstheme="minorHAnsi"/>
@@ -4840,7 +4942,6 @@
               </w:rPr>
               <w:t>a3</w:t>
             </w:r>
-            <w:proofErr w:type="gramEnd"/>
           </w:p>
         </w:tc>
         <w:tc>
@@ -4863,7 +4964,6 @@
                 <w:szCs w:val="20"/>
               </w:rPr>
             </w:pPr>
-            <w:proofErr w:type="gramStart"/>
             <w:r>
               <w:rPr>
                 <w:rFonts w:asciiTheme="minorHAnsi" w:hAnsiTheme="minorHAnsi" w:cstheme="minorHAnsi"/>
@@ -4872,7 +4972,6 @@
               </w:rPr>
               <w:t>e3</w:t>
             </w:r>
-            <w:proofErr w:type="gramEnd"/>
           </w:p>
         </w:tc>
         <w:tc>
@@ -4895,7 +4994,6 @@
                 <w:szCs w:val="18"/>
               </w:rPr>
             </w:pPr>
-            <w:proofErr w:type="gramStart"/>
             <w:r>
               <w:rPr>
                 <w:rFonts w:asciiTheme="minorHAnsi" w:hAnsiTheme="minorHAnsi" w:cstheme="minorHAnsi"/>
@@ -4904,7 +5002,6 @@
               </w:rPr>
               <w:t>m3</w:t>
             </w:r>
-            <w:proofErr w:type="gramEnd"/>
           </w:p>
         </w:tc>
         <w:tc>
@@ -4928,7 +5025,6 @@
                 <w:szCs w:val="20"/>
               </w:rPr>
             </w:pPr>
-            <w:proofErr w:type="gramStart"/>
             <w:r>
               <w:rPr>
                 <w:rFonts w:asciiTheme="minorHAnsi" w:hAnsiTheme="minorHAnsi" w:cstheme="minorHAnsi"/>
@@ -4937,7 +5033,6 @@
               </w:rPr>
               <w:t>es3</w:t>
             </w:r>
-            <w:proofErr w:type="gramEnd"/>
           </w:p>
         </w:tc>
       </w:tr>
@@ -5004,7 +5099,6 @@
                 <w:szCs w:val="20"/>
               </w:rPr>
             </w:pPr>
-            <w:proofErr w:type="gramStart"/>
             <w:r>
               <w:rPr>
                 <w:rFonts w:asciiTheme="minorHAnsi" w:hAnsiTheme="minorHAnsi" w:cstheme="minorHAnsi"/>
@@ -5013,7 +5107,6 @@
               </w:rPr>
               <w:t>a4</w:t>
             </w:r>
-            <w:proofErr w:type="gramEnd"/>
           </w:p>
         </w:tc>
         <w:tc>
@@ -5036,7 +5129,6 @@
                 <w:szCs w:val="20"/>
               </w:rPr>
             </w:pPr>
-            <w:proofErr w:type="gramStart"/>
             <w:r>
               <w:rPr>
                 <w:rFonts w:asciiTheme="minorHAnsi" w:hAnsiTheme="minorHAnsi" w:cstheme="minorHAnsi"/>
@@ -5045,7 +5137,6 @@
               </w:rPr>
               <w:t>e4</w:t>
             </w:r>
-            <w:proofErr w:type="gramEnd"/>
           </w:p>
         </w:tc>
         <w:tc>
@@ -5068,7 +5159,6 @@
                 <w:szCs w:val="18"/>
               </w:rPr>
             </w:pPr>
-            <w:proofErr w:type="gramStart"/>
             <w:r>
               <w:rPr>
                 <w:rFonts w:asciiTheme="minorHAnsi" w:hAnsiTheme="minorHAnsi" w:cstheme="minorHAnsi"/>
@@ -5077,7 +5167,6 @@
               </w:rPr>
               <w:t>m4</w:t>
             </w:r>
-            <w:proofErr w:type="gramEnd"/>
           </w:p>
         </w:tc>
         <w:tc>
@@ -5101,7 +5190,6 @@
                 <w:szCs w:val="20"/>
               </w:rPr>
             </w:pPr>
-            <w:proofErr w:type="gramStart"/>
             <w:r>
               <w:rPr>
                 <w:rFonts w:asciiTheme="minorHAnsi" w:hAnsiTheme="minorHAnsi" w:cstheme="minorHAnsi"/>
@@ -5110,7 +5198,6 @@
               </w:rPr>
               <w:t>es4</w:t>
             </w:r>
-            <w:proofErr w:type="gramEnd"/>
           </w:p>
         </w:tc>
       </w:tr>
@@ -5177,7 +5264,6 @@
                 <w:szCs w:val="20"/>
               </w:rPr>
             </w:pPr>
-            <w:proofErr w:type="gramStart"/>
             <w:r>
               <w:rPr>
                 <w:rFonts w:asciiTheme="minorHAnsi" w:hAnsiTheme="minorHAnsi" w:cstheme="minorHAnsi"/>
@@ -5186,7 +5272,6 @@
               </w:rPr>
               <w:t>a5</w:t>
             </w:r>
-            <w:proofErr w:type="gramEnd"/>
           </w:p>
         </w:tc>
         <w:tc>
@@ -5210,7 +5295,6 @@
                 <w:u w:val="single"/>
               </w:rPr>
             </w:pPr>
-            <w:proofErr w:type="gramStart"/>
             <w:r>
               <w:rPr>
                 <w:rFonts w:asciiTheme="minorHAnsi" w:hAnsiTheme="minorHAnsi" w:cstheme="minorHAnsi"/>
@@ -5220,7 +5304,6 @@
               </w:rPr>
               <w:t>e5</w:t>
             </w:r>
-            <w:proofErr w:type="gramEnd"/>
           </w:p>
         </w:tc>
         <w:tc>
@@ -5243,7 +5326,6 @@
                 <w:szCs w:val="18"/>
               </w:rPr>
             </w:pPr>
-            <w:proofErr w:type="gramStart"/>
             <w:r>
               <w:rPr>
                 <w:rFonts w:asciiTheme="minorHAnsi" w:hAnsiTheme="minorHAnsi" w:cstheme="minorHAnsi"/>
@@ -5252,7 +5334,6 @@
               </w:rPr>
               <w:t>m5</w:t>
             </w:r>
-            <w:proofErr w:type="gramEnd"/>
           </w:p>
         </w:tc>
         <w:tc>
@@ -5276,7 +5357,6 @@
                 <w:szCs w:val="20"/>
               </w:rPr>
             </w:pPr>
-            <w:proofErr w:type="gramStart"/>
             <w:r>
               <w:rPr>
                 <w:rFonts w:asciiTheme="minorHAnsi" w:hAnsiTheme="minorHAnsi" w:cstheme="minorHAnsi"/>
@@ -5285,7 +5365,6 @@
               </w:rPr>
               <w:t>es5</w:t>
             </w:r>
-            <w:proofErr w:type="gramEnd"/>
           </w:p>
         </w:tc>
       </w:tr>
@@ -5344,7 +5423,6 @@
                 <w:szCs w:val="18"/>
               </w:rPr>
             </w:pPr>
-            <w:proofErr w:type="gramStart"/>
             <w:r>
               <w:rPr>
                 <w:rFonts w:asciiTheme="minorHAnsi" w:hAnsiTheme="minorHAnsi" w:cstheme="minorHAnsi"/>
@@ -5353,7 +5431,6 @@
               </w:rPr>
               <w:t>a6</w:t>
             </w:r>
-            <w:proofErr w:type="gramEnd"/>
           </w:p>
         </w:tc>
         <w:tc>
@@ -5377,7 +5454,6 @@
                 <w:u w:val="single"/>
               </w:rPr>
             </w:pPr>
-            <w:proofErr w:type="gramStart"/>
             <w:r>
               <w:rPr>
                 <w:rFonts w:asciiTheme="minorHAnsi" w:hAnsiTheme="minorHAnsi" w:cstheme="minorHAnsi"/>
@@ -5387,7 +5463,6 @@
               </w:rPr>
               <w:t>e6</w:t>
             </w:r>
-            <w:proofErr w:type="gramEnd"/>
           </w:p>
         </w:tc>
         <w:tc>
@@ -5442,7 +5517,6 @@
                 <w:szCs w:val="18"/>
               </w:rPr>
             </w:pPr>
-            <w:proofErr w:type="gramStart"/>
             <w:r>
               <w:rPr>
                 <w:rFonts w:asciiTheme="minorHAnsi" w:hAnsiTheme="minorHAnsi" w:cstheme="minorHAnsi"/>
@@ -5452,7 +5526,6 @@
               </w:rPr>
               <w:t>es6</w:t>
             </w:r>
-            <w:proofErr w:type="gramEnd"/>
           </w:p>
         </w:tc>
       </w:tr>
@@ -5511,6 +5584,14 @@
                 <w:szCs w:val="20"/>
               </w:rPr>
             </w:pPr>
+            <w:r>
+              <w:rPr>
+                <w:rFonts w:asciiTheme="minorHAnsi" w:hAnsiTheme="minorHAnsi" w:cstheme="minorHAnsi"/>
+                <w:sz w:val="18"/>
+                <w:szCs w:val="18"/>
+              </w:rPr>
+              <w:t>a7</w:t>
+            </w:r>
           </w:p>
         </w:tc>
         <w:tc>
@@ -5533,6 +5614,14 @@
                 <w:szCs w:val="20"/>
               </w:rPr>
             </w:pPr>
+            <w:r>
+              <w:rPr>
+                <w:rFonts w:asciiTheme="minorHAnsi" w:hAnsiTheme="minorHAnsi" w:cstheme="minorHAnsi"/>
+                <w:sz w:val="20"/>
+                <w:szCs w:val="20"/>
+              </w:rPr>
+              <w:t>e7</w:t>
+            </w:r>
           </w:p>
         </w:tc>
         <w:tc>
@@ -5555,6 +5644,14 @@
                 <w:szCs w:val="20"/>
               </w:rPr>
             </w:pPr>
+            <w:r>
+              <w:rPr>
+                <w:rFonts w:asciiTheme="minorHAnsi" w:hAnsiTheme="minorHAnsi" w:cstheme="minorHAnsi"/>
+                <w:sz w:val="20"/>
+                <w:szCs w:val="20"/>
+              </w:rPr>
+              <w:t>m7</w:t>
+            </w:r>
           </w:p>
         </w:tc>
         <w:tc>
@@ -5578,6 +5675,14 @@
                 <w:szCs w:val="20"/>
               </w:rPr>
             </w:pPr>
+            <w:r>
+              <w:rPr>
+                <w:rFonts w:asciiTheme="minorHAnsi" w:hAnsiTheme="minorHAnsi" w:cstheme="minorHAnsi"/>
+                <w:sz w:val="20"/>
+                <w:szCs w:val="20"/>
+              </w:rPr>
+              <w:t>es7</w:t>
+            </w:r>
           </w:p>
         </w:tc>
       </w:tr>
@@ -5636,6 +5741,14 @@
                 <w:szCs w:val="20"/>
               </w:rPr>
             </w:pPr>
+            <w:r>
+              <w:rPr>
+                <w:rFonts w:asciiTheme="minorHAnsi" w:hAnsiTheme="minorHAnsi" w:cstheme="minorHAnsi"/>
+                <w:sz w:val="18"/>
+                <w:szCs w:val="18"/>
+              </w:rPr>
+              <w:t>a8</w:t>
+            </w:r>
           </w:p>
         </w:tc>
         <w:tc>
@@ -5658,6 +5771,14 @@
                 <w:szCs w:val="20"/>
               </w:rPr>
             </w:pPr>
+            <w:r>
+              <w:rPr>
+                <w:rFonts w:asciiTheme="minorHAnsi" w:hAnsiTheme="minorHAnsi" w:cstheme="minorHAnsi"/>
+                <w:sz w:val="20"/>
+                <w:szCs w:val="20"/>
+              </w:rPr>
+              <w:t>e8</w:t>
+            </w:r>
           </w:p>
         </w:tc>
         <w:tc>
@@ -5680,6 +5801,14 @@
                 <w:szCs w:val="20"/>
               </w:rPr>
             </w:pPr>
+            <w:r>
+              <w:rPr>
+                <w:rFonts w:asciiTheme="minorHAnsi" w:hAnsiTheme="minorHAnsi" w:cstheme="minorHAnsi"/>
+                <w:sz w:val="20"/>
+                <w:szCs w:val="20"/>
+              </w:rPr>
+              <w:t>m8</w:t>
+            </w:r>
           </w:p>
         </w:tc>
         <w:tc>
@@ -5703,6 +5832,14 @@
                 <w:szCs w:val="20"/>
               </w:rPr>
             </w:pPr>
+            <w:r>
+              <w:rPr>
+                <w:rFonts w:asciiTheme="minorHAnsi" w:hAnsiTheme="minorHAnsi" w:cstheme="minorHAnsi"/>
+                <w:sz w:val="20"/>
+                <w:szCs w:val="20"/>
+              </w:rPr>
+              <w:t>es8</w:t>
+            </w:r>
           </w:p>
         </w:tc>
       </w:tr>
@@ -5761,6 +5898,14 @@
                 <w:szCs w:val="20"/>
               </w:rPr>
             </w:pPr>
+            <w:r>
+              <w:rPr>
+                <w:rFonts w:asciiTheme="minorHAnsi" w:hAnsiTheme="minorHAnsi" w:cstheme="minorHAnsi"/>
+                <w:sz w:val="18"/>
+                <w:szCs w:val="18"/>
+              </w:rPr>
+              <w:t>a9</w:t>
+            </w:r>
           </w:p>
         </w:tc>
         <w:tc>
@@ -5783,6 +5928,14 @@
                 <w:szCs w:val="20"/>
               </w:rPr>
             </w:pPr>
+            <w:r>
+              <w:rPr>
+                <w:rFonts w:asciiTheme="minorHAnsi" w:hAnsiTheme="minorHAnsi" w:cstheme="minorHAnsi"/>
+                <w:sz w:val="20"/>
+                <w:szCs w:val="20"/>
+              </w:rPr>
+              <w:t>e9</w:t>
+            </w:r>
           </w:p>
         </w:tc>
         <w:tc>
@@ -5805,6 +5958,14 @@
                 <w:szCs w:val="20"/>
               </w:rPr>
             </w:pPr>
+            <w:r>
+              <w:rPr>
+                <w:rFonts w:asciiTheme="minorHAnsi" w:hAnsiTheme="minorHAnsi" w:cstheme="minorHAnsi"/>
+                <w:sz w:val="20"/>
+                <w:szCs w:val="20"/>
+              </w:rPr>
+              <w:t>m9</w:t>
+            </w:r>
           </w:p>
         </w:tc>
         <w:tc>
@@ -5828,13 +5989,23 @@
                 <w:szCs w:val="20"/>
               </w:rPr>
             </w:pPr>
+            <w:r>
+              <w:rPr>
+                <w:rFonts w:asciiTheme="minorHAnsi" w:hAnsiTheme="minorHAnsi" w:cstheme="minorHAnsi"/>
+                <w:sz w:val="20"/>
+                <w:szCs w:val="20"/>
+              </w:rPr>
+              <w:t>es9</w:t>
+            </w:r>
+            <w:bookmarkStart w:id="0" w:name="_GoBack"/>
+            <w:bookmarkEnd w:id="0"/>
           </w:p>
         </w:tc>
       </w:tr>
     </w:tbl>
     <w:p>
       <w:pPr>
-        <w:pStyle w:val="Corpodetexto"/>
+        <w:pStyle w:val="BodyText"/>
         <w:rPr>
           <w:sz w:val="20"/>
           <w:szCs w:val="20"/>
@@ -5843,7 +6014,7 @@
     </w:p>
     <w:p>
       <w:pPr>
-        <w:pStyle w:val="Corpodetexto"/>
+        <w:pStyle w:val="BodyText"/>
         <w:rPr>
           <w:sz w:val="20"/>
           <w:szCs w:val="20"/>
@@ -5863,7 +6034,6 @@
         </w:rPr>
         <w:t xml:space="preserve">, </w:t>
       </w:r>
-      <w:proofErr w:type="spellStart"/>
       <w:r>
         <w:rPr>
           <w:rFonts w:asciiTheme="minorHAnsi" w:hAnsiTheme="minorHAnsi" w:cstheme="minorHAnsi"/>
@@ -5872,7 +6042,6 @@
         </w:rPr>
         <w:t>dataextenso</w:t>
       </w:r>
-      <w:proofErr w:type="spellEnd"/>
       <w:r>
         <w:rPr>
           <w:sz w:val="20"/>
@@ -5883,7 +6052,7 @@
     </w:p>
     <w:p>
       <w:pPr>
-        <w:pStyle w:val="Corpodetexto"/>
+        <w:pStyle w:val="BodyText"/>
         <w:rPr>
           <w:sz w:val="20"/>
           <w:szCs w:val="20"/>
@@ -5892,25 +6061,165 @@
     </w:p>
     <w:p>
       <w:pPr>
-        <w:pStyle w:val="Corpodetexto"/>
+        <w:pStyle w:val="BodyText"/>
         <w:rPr>
           <w:sz w:val="20"/>
           <w:szCs w:val="20"/>
         </w:rPr>
       </w:pPr>
+      <w:r>
+        <w:rPr>
+          <w:noProof/>
+          <w:sz w:val="20"/>
+          <w:szCs w:val="20"/>
+          <w:lang w:eastAsia="pt-BR"/>
+        </w:rPr>
+        <w:drawing>
+          <wp:anchor distT="0" distB="0" distL="114300" distR="114300" simplePos="0" relativeHeight="251668992" behindDoc="0" locked="0" layoutInCell="1" allowOverlap="1" wp14:anchorId="3DECD3BD" wp14:editId="4183D167">
+            <wp:simplePos x="0" y="0"/>
+            <wp:positionH relativeFrom="column">
+              <wp:posOffset>3124199</wp:posOffset>
+            </wp:positionH>
+            <wp:positionV relativeFrom="paragraph">
+              <wp:posOffset>123190</wp:posOffset>
+            </wp:positionV>
+            <wp:extent cx="2148467" cy="547370"/>
+            <wp:effectExtent l="0" t="0" r="0" b="0"/>
+            <wp:wrapNone/>
+            <wp:docPr id="4" name="Picture 4" descr="C:\Users\a131m\Downloads\ariane.png"/>
+            <wp:cNvGraphicFramePr>
+              <a:graphicFrameLocks xmlns:a="http://schemas.openxmlformats.org/drawingml/2006/main" noChangeAspect="1"/>
+            </wp:cNvGraphicFramePr>
+            <a:graphic xmlns:a="http://schemas.openxmlformats.org/drawingml/2006/main">
+              <a:graphicData uri="http://schemas.openxmlformats.org/drawingml/2006/picture">
+                <pic:pic xmlns:pic="http://schemas.openxmlformats.org/drawingml/2006/picture">
+                  <pic:nvPicPr>
+                    <pic:cNvPr id="0" name="Picture 2" descr="C:\Users\a131m\Downloads\ariane.png"/>
+                    <pic:cNvPicPr>
+                      <a:picLocks noChangeAspect="1" noChangeArrowheads="1"/>
+                    </pic:cNvPicPr>
+                  </pic:nvPicPr>
+                  <pic:blipFill>
+                    <a:blip r:embed="rId6" cstate="print">
+                      <a:extLst>
+                        <a:ext uri="{28A0092B-C50C-407E-A947-70E740481C1C}">
+                          <a14:useLocalDpi xmlns:a14="http://schemas.microsoft.com/office/drawing/2010/main" val="0"/>
+                        </a:ext>
+                      </a:extLst>
+                    </a:blip>
+                    <a:srcRect/>
+                    <a:stretch>
+                      <a:fillRect/>
+                    </a:stretch>
+                  </pic:blipFill>
+                  <pic:spPr bwMode="auto">
+                    <a:xfrm>
+                      <a:off x="0" y="0"/>
+                      <a:ext cx="2156396" cy="549390"/>
+                    </a:xfrm>
+                    <a:prstGeom prst="rect">
+                      <a:avLst/>
+                    </a:prstGeom>
+                    <a:noFill/>
+                    <a:ln>
+                      <a:noFill/>
+                    </a:ln>
+                  </pic:spPr>
+                </pic:pic>
+              </a:graphicData>
+            </a:graphic>
+            <wp14:sizeRelH relativeFrom="margin">
+              <wp14:pctWidth>0</wp14:pctWidth>
+            </wp14:sizeRelH>
+            <wp14:sizeRelV relativeFrom="margin">
+              <wp14:pctHeight>0</wp14:pctHeight>
+            </wp14:sizeRelV>
+          </wp:anchor>
+        </w:drawing>
+      </w:r>
     </w:p>
     <w:p>
       <w:pPr>
-        <w:pStyle w:val="Corpodetexto"/>
+        <w:pStyle w:val="BodyText"/>
         <w:rPr>
           <w:sz w:val="20"/>
           <w:szCs w:val="20"/>
         </w:rPr>
       </w:pPr>
+      <w:r>
+        <w:rPr>
+          <w:noProof/>
+          <w:sz w:val="20"/>
+          <w:szCs w:val="20"/>
+          <w:lang w:eastAsia="pt-BR"/>
+        </w:rPr>
+        <w:drawing>
+          <wp:anchor distT="0" distB="0" distL="114300" distR="114300" simplePos="0" relativeHeight="251663872" behindDoc="0" locked="0" layoutInCell="1" allowOverlap="1" wp14:anchorId="196B942D" wp14:editId="4F2050CC">
+            <wp:simplePos x="0" y="0"/>
+            <wp:positionH relativeFrom="column">
+              <wp:posOffset>76200</wp:posOffset>
+            </wp:positionH>
+            <wp:positionV relativeFrom="paragraph">
+              <wp:posOffset>8255</wp:posOffset>
+            </wp:positionV>
+            <wp:extent cx="2148840" cy="503634"/>
+            <wp:effectExtent l="0" t="0" r="0" b="0"/>
+            <wp:wrapNone/>
+            <wp:docPr id="2" name="Picture 2" descr="C:\Users\a131m\Downloads\marlete.png"/>
+            <wp:cNvGraphicFramePr>
+              <a:graphicFrameLocks xmlns:a="http://schemas.openxmlformats.org/drawingml/2006/main" noChangeAspect="1"/>
+            </wp:cNvGraphicFramePr>
+            <a:graphic xmlns:a="http://schemas.openxmlformats.org/drawingml/2006/main">
+              <a:graphicData uri="http://schemas.openxmlformats.org/drawingml/2006/picture">
+                <pic:pic xmlns:pic="http://schemas.openxmlformats.org/drawingml/2006/picture">
+                  <pic:nvPicPr>
+                    <pic:cNvPr id="0" name="Picture 1" descr="C:\Users\a131m\Downloads\marlete.png"/>
+                    <pic:cNvPicPr>
+                      <a:picLocks noChangeAspect="1" noChangeArrowheads="1"/>
+                    </pic:cNvPicPr>
+                  </pic:nvPicPr>
+                  <pic:blipFill>
+                    <a:blip r:embed="rId7" cstate="print">
+                      <a:extLst>
+                        <a:ext uri="{28A0092B-C50C-407E-A947-70E740481C1C}">
+                          <a14:useLocalDpi xmlns:a14="http://schemas.microsoft.com/office/drawing/2010/main" val="0"/>
+                        </a:ext>
+                      </a:extLst>
+                    </a:blip>
+                    <a:srcRect/>
+                    <a:stretch>
+                      <a:fillRect/>
+                    </a:stretch>
+                  </pic:blipFill>
+                  <pic:spPr bwMode="auto">
+                    <a:xfrm>
+                      <a:off x="0" y="0"/>
+                      <a:ext cx="2148840" cy="503634"/>
+                    </a:xfrm>
+                    <a:prstGeom prst="rect">
+                      <a:avLst/>
+                    </a:prstGeom>
+                    <a:noFill/>
+                    <a:ln>
+                      <a:noFill/>
+                    </a:ln>
+                  </pic:spPr>
+                </pic:pic>
+              </a:graphicData>
+            </a:graphic>
+            <wp14:sizeRelH relativeFrom="margin">
+              <wp14:pctWidth>0</wp14:pctWidth>
+            </wp14:sizeRelH>
+            <wp14:sizeRelV relativeFrom="margin">
+              <wp14:pctHeight>0</wp14:pctHeight>
+            </wp14:sizeRelV>
+          </wp:anchor>
+        </w:drawing>
+      </w:r>
     </w:p>
     <w:p>
       <w:pPr>
-        <w:pStyle w:val="Corpodetexto"/>
+        <w:pStyle w:val="BodyText"/>
         <w:rPr>
           <w:sz w:val="20"/>
           <w:szCs w:val="20"/>
@@ -5940,7 +6249,7 @@
     </w:p>
     <w:p>
       <w:pPr>
-        <w:pStyle w:val="Corpodetexto"/>
+        <w:pStyle w:val="BodyText"/>
         <w:rPr>
           <w:sz w:val="20"/>
           <w:szCs w:val="20"/>
@@ -5958,39 +6267,7 @@
           <w:sz w:val="20"/>
           <w:szCs w:val="20"/>
         </w:rPr>
-        <w:t xml:space="preserve">Ass. Diretora </w:t>
-      </w:r>
-      <w:proofErr w:type="spellStart"/>
-      <w:r>
-        <w:rPr>
-          <w:sz w:val="20"/>
-          <w:szCs w:val="20"/>
-        </w:rPr>
-        <w:t>Marlete</w:t>
-      </w:r>
-      <w:proofErr w:type="spellEnd"/>
-      <w:r>
-        <w:rPr>
-          <w:sz w:val="20"/>
-          <w:szCs w:val="20"/>
-        </w:rPr>
-        <w:t xml:space="preserve"> Mª da S. </w:t>
-      </w:r>
-      <w:proofErr w:type="spellStart"/>
-      <w:r>
-        <w:rPr>
-          <w:sz w:val="20"/>
-          <w:szCs w:val="20"/>
-        </w:rPr>
-        <w:t>fidêncio</w:t>
-      </w:r>
-      <w:proofErr w:type="spellEnd"/>
-      <w:r>
-        <w:rPr>
-          <w:sz w:val="20"/>
-          <w:szCs w:val="20"/>
-        </w:rPr>
-        <w:t xml:space="preserve">    </w:t>
+        <w:t xml:space="preserve">Ass. Diretora Marlete Mª da S. fidêncio    </w:t>
       </w:r>
       <w:r>
         <w:rPr>
@@ -6004,17 +6281,8 @@
           <w:sz w:val="20"/>
           <w:szCs w:val="20"/>
         </w:rPr>
-        <w:t xml:space="preserve"> Ass. Secretaria Ariane </w:t>
+        <w:t xml:space="preserve"> Ass. Secretaria Ariane Fidêncio</w:t>
       </w:r>
-      <w:proofErr w:type="spellStart"/>
-      <w:r>
-        <w:rPr>
-          <w:sz w:val="20"/>
-          <w:szCs w:val="20"/>
-        </w:rPr>
-        <w:t>Fidêncio</w:t>
-      </w:r>
-      <w:proofErr w:type="spellEnd"/>
     </w:p>
     <w:sectPr>
       <w:pgSz w:w="11906" w:h="16838"/>
@@ -6027,7 +6295,7 @@
 </file>
 
 <file path=word/styles.xml><?xml version="1.0" encoding="utf-8"?>
-<w:styles xmlns:r="http://schemas.openxmlformats.org/officeDocument/2006/relationships" xmlns:w="http://schemas.openxmlformats.org/wordprocessingml/2006/main">
+<w:styles xmlns:mc="http://schemas.openxmlformats.org/markup-compatibility/2006" xmlns:r="http://schemas.openxmlformats.org/officeDocument/2006/relationships" xmlns:w="http://schemas.openxmlformats.org/wordprocessingml/2006/main" xmlns:w14="http://schemas.microsoft.com/office/word/2010/wordml" xmlns:w15="http://schemas.microsoft.com/office/word/2012/wordml" mc:Ignorable="w14 w15">
   <w:docDefaults>
     <w:rPrDefault>
       <w:rPr>
@@ -6043,145 +6311,378 @@
       </w:pPr>
     </w:pPrDefault>
   </w:docDefaults>
-  <w:latentStyles w:defLockedState="0" w:defUIPriority="99" w:defSemiHidden="1" w:defUnhideWhenUsed="1" w:defQFormat="0" w:count="267">
-    <w:lsdException w:name="Normal" w:semiHidden="0" w:uiPriority="0" w:unhideWhenUsed="0" w:qFormat="1"/>
-    <w:lsdException w:name="heading 1" w:semiHidden="0" w:uiPriority="9" w:unhideWhenUsed="0" w:qFormat="1"/>
-    <w:lsdException w:name="heading 2" w:uiPriority="9" w:qFormat="1"/>
-    <w:lsdException w:name="heading 3" w:uiPriority="9" w:qFormat="1"/>
-    <w:lsdException w:name="heading 4" w:uiPriority="9" w:qFormat="1"/>
-    <w:lsdException w:name="heading 5" w:uiPriority="9" w:qFormat="1"/>
-    <w:lsdException w:name="heading 6" w:uiPriority="9" w:qFormat="1"/>
-    <w:lsdException w:name="heading 7" w:uiPriority="9" w:qFormat="1"/>
-    <w:lsdException w:name="heading 8" w:uiPriority="9" w:qFormat="1"/>
-    <w:lsdException w:name="heading 9" w:uiPriority="9" w:qFormat="1"/>
-    <w:lsdException w:name="toc 1" w:uiPriority="39"/>
-    <w:lsdException w:name="toc 2" w:uiPriority="39"/>
-    <w:lsdException w:name="toc 3" w:uiPriority="39"/>
-    <w:lsdException w:name="toc 4" w:uiPriority="39"/>
-    <w:lsdException w:name="toc 5" w:uiPriority="39"/>
-    <w:lsdException w:name="toc 6" w:uiPriority="39"/>
-    <w:lsdException w:name="toc 7" w:uiPriority="39"/>
-    <w:lsdException w:name="toc 8" w:uiPriority="39"/>
-    <w:lsdException w:name="toc 9" w:uiPriority="39"/>
-    <w:lsdException w:name="caption" w:uiPriority="35" w:qFormat="1"/>
-    <w:lsdException w:name="Title" w:semiHidden="0" w:uiPriority="10" w:unhideWhenUsed="0" w:qFormat="1"/>
-    <w:lsdException w:name="Default Paragraph Font" w:uiPriority="1"/>
-    <w:lsdException w:name="Body Text" w:uiPriority="0"/>
-    <w:lsdException w:name="Subtitle" w:semiHidden="0" w:uiPriority="0" w:unhideWhenUsed="0" w:qFormat="1"/>
-    <w:lsdException w:name="Strong" w:semiHidden="0" w:uiPriority="22" w:unhideWhenUsed="0" w:qFormat="1"/>
-    <w:lsdException w:name="Emphasis" w:semiHidden="0" w:uiPriority="20" w:unhideWhenUsed="0" w:qFormat="1"/>
+  <w:latentStyles w:defLockedState="0" w:defUIPriority="99" w:defSemiHidden="0" w:defUnhideWhenUsed="0" w:defQFormat="0" w:count="371">
+    <w:lsdException w:name="Normal" w:uiPriority="0" w:qFormat="1"/>
+    <w:lsdException w:name="heading 1" w:uiPriority="9" w:qFormat="1"/>
+    <w:lsdException w:name="heading 2" w:semiHidden="1" w:uiPriority="9" w:unhideWhenUsed="1" w:qFormat="1"/>
+    <w:lsdException w:name="heading 3" w:semiHidden="1" w:uiPriority="9" w:unhideWhenUsed="1" w:qFormat="1"/>
+    <w:lsdException w:name="heading 4" w:semiHidden="1" w:uiPriority="9" w:unhideWhenUsed="1" w:qFormat="1"/>
+    <w:lsdException w:name="heading 5" w:semiHidden="1" w:uiPriority="9" w:unhideWhenUsed="1" w:qFormat="1"/>
+    <w:lsdException w:name="heading 6" w:semiHidden="1" w:uiPriority="9" w:unhideWhenUsed="1" w:qFormat="1"/>
+    <w:lsdException w:name="heading 7" w:semiHidden="1" w:uiPriority="9" w:unhideWhenUsed="1" w:qFormat="1"/>
+    <w:lsdException w:name="heading 8" w:semiHidden="1" w:uiPriority="9" w:unhideWhenUsed="1" w:qFormat="1"/>
+    <w:lsdException w:name="heading 9" w:semiHidden="1" w:uiPriority="9" w:unhideWhenUsed="1" w:qFormat="1"/>
+    <w:lsdException w:name="index 1" w:semiHidden="1" w:unhideWhenUsed="1"/>
+    <w:lsdException w:name="index 2" w:semiHidden="1" w:unhideWhenUsed="1"/>
+    <w:lsdException w:name="index 3" w:semiHidden="1" w:unhideWhenUsed="1"/>
+    <w:lsdException w:name="index 4" w:semiHidden="1" w:unhideWhenUsed="1"/>
+    <w:lsdException w:name="index 5" w:semiHidden="1" w:unhideWhenUsed="1"/>
+    <w:lsdException w:name="index 6" w:semiHidden="1" w:unhideWhenUsed="1"/>
+    <w:lsdException w:name="index 7" w:semiHidden="1" w:unhideWhenUsed="1"/>
+    <w:lsdException w:name="index 8" w:semiHidden="1" w:unhideWhenUsed="1"/>
+    <w:lsdException w:name="index 9" w:semiHidden="1" w:unhideWhenUsed="1"/>
+    <w:lsdException w:name="toc 1" w:semiHidden="1" w:uiPriority="39" w:unhideWhenUsed="1"/>
+    <w:lsdException w:name="toc 2" w:semiHidden="1" w:uiPriority="39" w:unhideWhenUsed="1"/>
+    <w:lsdException w:name="toc 3" w:semiHidden="1" w:uiPriority="39" w:unhideWhenUsed="1"/>
+    <w:lsdException w:name="toc 4" w:semiHidden="1" w:uiPriority="39" w:unhideWhenUsed="1"/>
+    <w:lsdException w:name="toc 5" w:semiHidden="1" w:uiPriority="39" w:unhideWhenUsed="1"/>
+    <w:lsdException w:name="toc 6" w:semiHidden="1" w:uiPriority="39" w:unhideWhenUsed="1"/>
+    <w:lsdException w:name="toc 7" w:semiHidden="1" w:uiPriority="39" w:unhideWhenUsed="1"/>
+    <w:lsdException w:name="toc 8" w:semiHidden="1" w:uiPriority="39" w:unhideWhenUsed="1"/>
+    <w:lsdException w:name="toc 9" w:semiHidden="1" w:uiPriority="39" w:unhideWhenUsed="1"/>
+    <w:lsdException w:name="Normal Indent" w:semiHidden="1" w:unhideWhenUsed="1"/>
+    <w:lsdException w:name="footnote text" w:semiHidden="1" w:unhideWhenUsed="1"/>
+    <w:lsdException w:name="annotation text" w:semiHidden="1" w:unhideWhenUsed="1"/>
+    <w:lsdException w:name="header" w:semiHidden="1" w:unhideWhenUsed="1"/>
+    <w:lsdException w:name="footer" w:semiHidden="1" w:unhideWhenUsed="1"/>
+    <w:lsdException w:name="index heading" w:semiHidden="1" w:unhideWhenUsed="1"/>
+    <w:lsdException w:name="caption" w:semiHidden="1" w:uiPriority="35" w:unhideWhenUsed="1" w:qFormat="1"/>
+    <w:lsdException w:name="table of figures" w:semiHidden="1" w:unhideWhenUsed="1"/>
+    <w:lsdException w:name="envelope address" w:semiHidden="1" w:unhideWhenUsed="1"/>
+    <w:lsdException w:name="envelope return" w:semiHidden="1" w:unhideWhenUsed="1"/>
+    <w:lsdException w:name="footnote reference" w:semiHidden="1" w:unhideWhenUsed="1"/>
+    <w:lsdException w:name="annotation reference" w:semiHidden="1" w:unhideWhenUsed="1"/>
+    <w:lsdException w:name="line number" w:semiHidden="1" w:unhideWhenUsed="1"/>
+    <w:lsdException w:name="page number" w:semiHidden="1" w:unhideWhenUsed="1"/>
+    <w:lsdException w:name="endnote reference" w:semiHidden="1" w:unhideWhenUsed="1"/>
+    <w:lsdException w:name="endnote text" w:semiHidden="1" w:unhideWhenUsed="1"/>
+    <w:lsdException w:name="table of authorities" w:semiHidden="1" w:unhideWhenUsed="1"/>
+    <w:lsdException w:name="macro" w:semiHidden="1" w:unhideWhenUsed="1"/>
+    <w:lsdException w:name="toa heading" w:semiHidden="1" w:unhideWhenUsed="1"/>
+    <w:lsdException w:name="List" w:semiHidden="1" w:unhideWhenUsed="1"/>
+    <w:lsdException w:name="List Bullet" w:semiHidden="1" w:unhideWhenUsed="1"/>
+    <w:lsdException w:name="List Number" w:semiHidden="1" w:unhideWhenUsed="1"/>
+    <w:lsdException w:name="List 2" w:semiHidden="1" w:unhideWhenUsed="1"/>
+    <w:lsdException w:name="List 3" w:semiHidden="1" w:unhideWhenUsed="1"/>
+    <w:lsdException w:name="List 4" w:semiHidden="1" w:unhideWhenUsed="1"/>
+    <w:lsdException w:name="List 5" w:semiHidden="1" w:unhideWhenUsed="1"/>
+    <w:lsdException w:name="List Bullet 2" w:semiHidden="1" w:unhideWhenUsed="1"/>
+    <w:lsdException w:name="List Bullet 3" w:semiHidden="1" w:unhideWhenUsed="1"/>
+    <w:lsdException w:name="List Bullet 4" w:semiHidden="1" w:unhideWhenUsed="1"/>
+    <w:lsdException w:name="List Bullet 5" w:semiHidden="1" w:unhideWhenUsed="1"/>
+    <w:lsdException w:name="List Number 2" w:semiHidden="1" w:unhideWhenUsed="1"/>
+    <w:lsdException w:name="List Number 3" w:semiHidden="1" w:unhideWhenUsed="1"/>
+    <w:lsdException w:name="List Number 4" w:semiHidden="1" w:unhideWhenUsed="1"/>
+    <w:lsdException w:name="List Number 5" w:semiHidden="1" w:unhideWhenUsed="1"/>
+    <w:lsdException w:name="Title" w:uiPriority="10" w:qFormat="1"/>
+    <w:lsdException w:name="Closing" w:semiHidden="1" w:unhideWhenUsed="1"/>
+    <w:lsdException w:name="Signature" w:semiHidden="1" w:unhideWhenUsed="1"/>
+    <w:lsdException w:name="Default Paragraph Font" w:semiHidden="1" w:uiPriority="1" w:unhideWhenUsed="1"/>
+    <w:lsdException w:name="Body Text" w:semiHidden="1" w:uiPriority="0" w:unhideWhenUsed="1"/>
+    <w:lsdException w:name="Body Text Indent" w:semiHidden="1" w:unhideWhenUsed="1"/>
+    <w:lsdException w:name="List Continue" w:semiHidden="1" w:unhideWhenUsed="1"/>
+    <w:lsdException w:name="List Continue 2" w:semiHidden="1" w:unhideWhenUsed="1"/>
+    <w:lsdException w:name="List Continue 3" w:semiHidden="1" w:unhideWhenUsed="1"/>
+    <w:lsdException w:name="List Continue 4" w:semiHidden="1" w:unhideWhenUsed="1"/>
+    <w:lsdException w:name="List Continue 5" w:semiHidden="1" w:unhideWhenUsed="1"/>
+    <w:lsdException w:name="Message Header" w:semiHidden="1" w:unhideWhenUsed="1"/>
+    <w:lsdException w:name="Subtitle" w:uiPriority="0" w:qFormat="1"/>
+    <w:lsdException w:name="Salutation" w:semiHidden="1" w:unhideWhenUsed="1"/>
+    <w:lsdException w:name="Date" w:semiHidden="1" w:unhideWhenUsed="1"/>
+    <w:lsdException w:name="Body Text First Indent" w:semiHidden="1" w:unhideWhenUsed="1"/>
+    <w:lsdException w:name="Body Text First Indent 2" w:semiHidden="1" w:unhideWhenUsed="1"/>
+    <w:lsdException w:name="Note Heading" w:semiHidden="1" w:unhideWhenUsed="1"/>
+    <w:lsdException w:name="Body Text 2" w:semiHidden="1" w:unhideWhenUsed="1"/>
+    <w:lsdException w:name="Body Text 3" w:semiHidden="1" w:unhideWhenUsed="1"/>
+    <w:lsdException w:name="Body Text Indent 2" w:semiHidden="1" w:unhideWhenUsed="1"/>
+    <w:lsdException w:name="Body Text Indent 3" w:semiHidden="1" w:unhideWhenUsed="1"/>
+    <w:lsdException w:name="Block Text" w:semiHidden="1" w:unhideWhenUsed="1"/>
+    <w:lsdException w:name="Hyperlink" w:semiHidden="1" w:unhideWhenUsed="1"/>
+    <w:lsdException w:name="FollowedHyperlink" w:semiHidden="1" w:unhideWhenUsed="1"/>
+    <w:lsdException w:name="Strong" w:uiPriority="22" w:qFormat="1"/>
+    <w:lsdException w:name="Emphasis" w:uiPriority="20" w:qFormat="1"/>
+    <w:lsdException w:name="Document Map" w:semiHidden="1" w:unhideWhenUsed="1"/>
+    <w:lsdException w:name="Plain Text" w:semiHidden="1" w:unhideWhenUsed="1"/>
+    <w:lsdException w:name="E-mail Signature" w:semiHidden="1" w:unhideWhenUsed="1"/>
+    <w:lsdException w:name="HTML Top of Form" w:semiHidden="1" w:unhideWhenUsed="1"/>
+    <w:lsdException w:name="HTML Bottom of Form" w:semiHidden="1" w:unhideWhenUsed="1"/>
+    <w:lsdException w:name="Normal (Web)" w:semiHidden="1" w:unhideWhenUsed="1"/>
+    <w:lsdException w:name="HTML Acronym" w:semiHidden="1" w:unhideWhenUsed="1"/>
+    <w:lsdException w:name="HTML Address" w:semiHidden="1" w:unhideWhenUsed="1"/>
+    <w:lsdException w:name="HTML Cite" w:semiHidden="1" w:unhideWhenUsed="1"/>
+    <w:lsdException w:name="HTML Code" w:semiHidden="1" w:unhideWhenUsed="1"/>
+    <w:lsdException w:name="HTML Definition" w:semiHidden="1" w:unhideWhenUsed="1"/>
+    <w:lsdException w:name="HTML Keyboard" w:semiHidden="1" w:unhideWhenUsed="1"/>
+    <w:lsdException w:name="HTML Preformatted" w:semiHidden="1" w:unhideWhenUsed="1"/>
+    <w:lsdException w:name="HTML Sample" w:semiHidden="1" w:unhideWhenUsed="1"/>
+    <w:lsdException w:name="HTML Typewriter" w:semiHidden="1" w:unhideWhenUsed="1"/>
+    <w:lsdException w:name="HTML Variable" w:semiHidden="1" w:unhideWhenUsed="1"/>
+    <w:lsdException w:name="Normal Table" w:semiHidden="1" w:unhideWhenUsed="1"/>
+    <w:lsdException w:name="annotation subject" w:semiHidden="1" w:unhideWhenUsed="1"/>
+    <w:lsdException w:name="No List" w:semiHidden="1" w:unhideWhenUsed="1"/>
+    <w:lsdException w:name="Outline List 1" w:semiHidden="1" w:unhideWhenUsed="1"/>
+    <w:lsdException w:name="Outline List 2" w:semiHidden="1" w:unhideWhenUsed="1"/>
+    <w:lsdException w:name="Outline List 3" w:semiHidden="1" w:unhideWhenUsed="1"/>
+    <w:lsdException w:name="Table Simple 1" w:semiHidden="1" w:unhideWhenUsed="1"/>
+    <w:lsdException w:name="Table Simple 2" w:semiHidden="1" w:unhideWhenUsed="1"/>
+    <w:lsdException w:name="Table Simple 3" w:semiHidden="1" w:unhideWhenUsed="1"/>
+    <w:lsdException w:name="Table Classic 1" w:semiHidden="1" w:unhideWhenUsed="1"/>
+    <w:lsdException w:name="Table Classic 2" w:semiHidden="1" w:unhideWhenUsed="1"/>
+    <w:lsdException w:name="Table Classic 3" w:semiHidden="1" w:unhideWhenUsed="1"/>
+    <w:lsdException w:name="Table Classic 4" w:semiHidden="1" w:unhideWhenUsed="1"/>
+    <w:lsdException w:name="Table Colorful 1" w:semiHidden="1" w:unhideWhenUsed="1"/>
+    <w:lsdException w:name="Table Colorful 2" w:semiHidden="1" w:unhideWhenUsed="1"/>
+    <w:lsdException w:name="Table Colorful 3" w:semiHidden="1" w:unhideWhenUsed="1"/>
+    <w:lsdException w:name="Table Columns 1" w:semiHidden="1" w:unhideWhenUsed="1"/>
+    <w:lsdException w:name="Table Columns 2" w:semiHidden="1" w:unhideWhenUsed="1"/>
+    <w:lsdException w:name="Table Columns 3" w:semiHidden="1" w:unhideWhenUsed="1"/>
+    <w:lsdException w:name="Table Columns 4" w:semiHidden="1" w:unhideWhenUsed="1"/>
+    <w:lsdException w:name="Table Columns 5" w:semiHidden="1" w:unhideWhenUsed="1"/>
+    <w:lsdException w:name="Table Grid 1" w:semiHidden="1" w:unhideWhenUsed="1"/>
+    <w:lsdException w:name="Table Grid 2" w:semiHidden="1" w:unhideWhenUsed="1"/>
+    <w:lsdException w:name="Table Grid 3" w:semiHidden="1" w:unhideWhenUsed="1"/>
+    <w:lsdException w:name="Table Grid 4" w:semiHidden="1" w:unhideWhenUsed="1"/>
+    <w:lsdException w:name="Table Grid 5" w:semiHidden="1" w:unhideWhenUsed="1"/>
+    <w:lsdException w:name="Table Grid 6" w:semiHidden="1" w:unhideWhenUsed="1"/>
+    <w:lsdException w:name="Table Grid 7" w:semiHidden="1" w:unhideWhenUsed="1"/>
+    <w:lsdException w:name="Table Grid 8" w:semiHidden="1" w:unhideWhenUsed="1"/>
+    <w:lsdException w:name="Table List 1" w:semiHidden="1" w:unhideWhenUsed="1"/>
+    <w:lsdException w:name="Table List 2" w:semiHidden="1" w:unhideWhenUsed="1"/>
+    <w:lsdException w:name="Table List 3" w:semiHidden="1" w:unhideWhenUsed="1"/>
+    <w:lsdException w:name="Table List 4" w:semiHidden="1" w:unhideWhenUsed="1"/>
+    <w:lsdException w:name="Table List 5" w:semiHidden="1" w:unhideWhenUsed="1"/>
+    <w:lsdException w:name="Table List 6" w:semiHidden="1" w:unhideWhenUsed="1"/>
+    <w:lsdException w:name="Table List 7" w:semiHidden="1" w:unhideWhenUsed="1"/>
+    <w:lsdException w:name="Table List 8" w:semiHidden="1" w:unhideWhenUsed="1"/>
+    <w:lsdException w:name="Table 3D effects 1" w:semiHidden="1" w:unhideWhenUsed="1"/>
+    <w:lsdException w:name="Table 3D effects 2" w:semiHidden="1" w:unhideWhenUsed="1"/>
+    <w:lsdException w:name="Table 3D effects 3" w:semiHidden="1" w:unhideWhenUsed="1"/>
+    <w:lsdException w:name="Table Contemporary" w:semiHidden="1" w:unhideWhenUsed="1"/>
+    <w:lsdException w:name="Table Elegant" w:semiHidden="1" w:unhideWhenUsed="1"/>
+    <w:lsdException w:name="Table Professional" w:semiHidden="1" w:unhideWhenUsed="1"/>
+    <w:lsdException w:name="Table Subtle 1" w:semiHidden="1" w:unhideWhenUsed="1"/>
+    <w:lsdException w:name="Table Subtle 2" w:semiHidden="1" w:unhideWhenUsed="1"/>
+    <w:lsdException w:name="Table Web 1" w:semiHidden="1" w:unhideWhenUsed="1"/>
+    <w:lsdException w:name="Table Web 2" w:semiHidden="1" w:unhideWhenUsed="1"/>
+    <w:lsdException w:name="Table Web 3" w:semiHidden="1" w:unhideWhenUsed="1"/>
+    <w:lsdException w:name="Balloon Text" w:semiHidden="1" w:unhideWhenUsed="1"/>
     <w:lsdException w:name="Table Grid" w:uiPriority="59"/>
-    <w:lsdException w:name="Placeholder Text" w:unhideWhenUsed="0"/>
-    <w:lsdException w:name="No Spacing" w:semiHidden="0" w:uiPriority="1" w:unhideWhenUsed="0" w:qFormat="1"/>
-    <w:lsdException w:name="Light Shading" w:semiHidden="0" w:uiPriority="60" w:unhideWhenUsed="0"/>
-    <w:lsdException w:name="Light List" w:semiHidden="0" w:uiPriority="61" w:unhideWhenUsed="0"/>
-    <w:lsdException w:name="Light Grid" w:semiHidden="0" w:uiPriority="62" w:unhideWhenUsed="0"/>
-    <w:lsdException w:name="Medium Shading 1" w:semiHidden="0" w:uiPriority="63" w:unhideWhenUsed="0"/>
-    <w:lsdException w:name="Medium Shading 2" w:semiHidden="0" w:uiPriority="64" w:unhideWhenUsed="0"/>
-    <w:lsdException w:name="Medium List 1" w:semiHidden="0" w:uiPriority="65" w:unhideWhenUsed="0"/>
-    <w:lsdException w:name="Medium List 2" w:semiHidden="0" w:uiPriority="66" w:unhideWhenUsed="0"/>
-    <w:lsdException w:name="Medium Grid 1" w:semiHidden="0" w:uiPriority="67" w:unhideWhenUsed="0"/>
-    <w:lsdException w:name="Medium Grid 2" w:semiHidden="0" w:uiPriority="68" w:unhideWhenUsed="0"/>
-    <w:lsdException w:name="Medium Grid 3" w:semiHidden="0" w:uiPriority="69" w:unhideWhenUsed="0"/>
-    <w:lsdException w:name="Dark List" w:semiHidden="0" w:uiPriority="70" w:unhideWhenUsed="0"/>
-    <w:lsdException w:name="Colorful Shading" w:semiHidden="0" w:uiPriority="71" w:unhideWhenUsed="0"/>
-    <w:lsdException w:name="Colorful List" w:semiHidden="0" w:uiPriority="72" w:unhideWhenUsed="0"/>
-    <w:lsdException w:name="Colorful Grid" w:semiHidden="0" w:uiPriority="73" w:unhideWhenUsed="0"/>
-    <w:lsdException w:name="Light Shading Accent 1" w:semiHidden="0" w:uiPriority="60" w:unhideWhenUsed="0"/>
-    <w:lsdException w:name="Light List Accent 1" w:semiHidden="0" w:uiPriority="61" w:unhideWhenUsed="0"/>
-    <w:lsdException w:name="Light Grid Accent 1" w:semiHidden="0" w:uiPriority="62" w:unhideWhenUsed="0"/>
-    <w:lsdException w:name="Medium Shading 1 Accent 1" w:semiHidden="0" w:uiPriority="63" w:unhideWhenUsed="0"/>
-    <w:lsdException w:name="Medium Shading 2 Accent 1" w:semiHidden="0" w:uiPriority="64" w:unhideWhenUsed="0"/>
-    <w:lsdException w:name="Medium List 1 Accent 1" w:semiHidden="0" w:uiPriority="65" w:unhideWhenUsed="0"/>
-    <w:lsdException w:name="Revision" w:unhideWhenUsed="0"/>
-    <w:lsdException w:name="List Paragraph" w:semiHidden="0" w:uiPriority="34" w:unhideWhenUsed="0" w:qFormat="1"/>
-    <w:lsdException w:name="Quote" w:semiHidden="0" w:uiPriority="29" w:unhideWhenUsed="0" w:qFormat="1"/>
-    <w:lsdException w:name="Intense Quote" w:semiHidden="0" w:uiPriority="30" w:unhideWhenUsed="0" w:qFormat="1"/>
-    <w:lsdException w:name="Medium List 2 Accent 1" w:semiHidden="0" w:uiPriority="66" w:unhideWhenUsed="0"/>
-    <w:lsdException w:name="Medium Grid 1 Accent 1" w:semiHidden="0" w:uiPriority="67" w:unhideWhenUsed="0"/>
-    <w:lsdException w:name="Medium Grid 2 Accent 1" w:semiHidden="0" w:uiPriority="68" w:unhideWhenUsed="0"/>
-    <w:lsdException w:name="Medium Grid 3 Accent 1" w:semiHidden="0" w:uiPriority="69" w:unhideWhenUsed="0"/>
-    <w:lsdException w:name="Dark List Accent 1" w:semiHidden="0" w:uiPriority="70" w:unhideWhenUsed="0"/>
-    <w:lsdException w:name="Colorful Shading Accent 1" w:semiHidden="0" w:uiPriority="71" w:unhideWhenUsed="0"/>
-    <w:lsdException w:name="Colorful List Accent 1" w:semiHidden="0" w:uiPriority="72" w:unhideWhenUsed="0"/>
-    <w:lsdException w:name="Colorful Grid Accent 1" w:semiHidden="0" w:uiPriority="73" w:unhideWhenUsed="0"/>
-    <w:lsdException w:name="Light Shading Accent 2" w:semiHidden="0" w:uiPriority="60" w:unhideWhenUsed="0"/>
-    <w:lsdException w:name="Light List Accent 2" w:semiHidden="0" w:uiPriority="61" w:unhideWhenUsed="0"/>
-    <w:lsdException w:name="Light Grid Accent 2" w:semiHidden="0" w:uiPriority="62" w:unhideWhenUsed="0"/>
-    <w:lsdException w:name="Medium Shading 1 Accent 2" w:semiHidden="0" w:uiPriority="63" w:unhideWhenUsed="0"/>
-    <w:lsdException w:name="Medium Shading 2 Accent 2" w:semiHidden="0" w:uiPriority="64" w:unhideWhenUsed="0"/>
-    <w:lsdException w:name="Medium List 1 Accent 2" w:semiHidden="0" w:uiPriority="65" w:unhideWhenUsed="0"/>
-    <w:lsdException w:name="Medium List 2 Accent 2" w:semiHidden="0" w:uiPriority="66" w:unhideWhenUsed="0"/>
-    <w:lsdException w:name="Medium Grid 1 Accent 2" w:semiHidden="0" w:uiPriority="67" w:unhideWhenUsed="0"/>
-    <w:lsdException w:name="Medium Grid 2 Accent 2" w:semiHidden="0" w:uiPriority="68" w:unhideWhenUsed="0"/>
-    <w:lsdException w:name="Medium Grid 3 Accent 2" w:semiHidden="0" w:uiPriority="69" w:unhideWhenUsed="0"/>
-    <w:lsdException w:name="Dark List Accent 2" w:semiHidden="0" w:uiPriority="70" w:unhideWhenUsed="0"/>
-    <w:lsdException w:name="Colorful Shading Accent 2" w:semiHidden="0" w:uiPriority="71" w:unhideWhenUsed="0"/>
-    <w:lsdException w:name="Colorful List Accent 2" w:semiHidden="0" w:uiPriority="72" w:unhideWhenUsed="0"/>
-    <w:lsdException w:name="Colorful Grid Accent 2" w:semiHidden="0" w:uiPriority="73" w:unhideWhenUsed="0"/>
-    <w:lsdException w:name="Light Shading Accent 3" w:semiHidden="0" w:uiPriority="60" w:unhideWhenUsed="0"/>
-    <w:lsdException w:name="Light List Accent 3" w:semiHidden="0" w:uiPriority="61" w:unhideWhenUsed="0"/>
-    <w:lsdException w:name="Light Grid Accent 3" w:semiHidden="0" w:uiPriority="62" w:unhideWhenUsed="0"/>
-    <w:lsdException w:name="Medium Shading 1 Accent 3" w:semiHidden="0" w:uiPriority="63" w:unhideWhenUsed="0"/>
-    <w:lsdException w:name="Medium Shading 2 Accent 3" w:semiHidden="0" w:uiPriority="64" w:unhideWhenUsed="0"/>
-    <w:lsdException w:name="Medium List 1 Accent 3" w:semiHidden="0" w:uiPriority="65" w:unhideWhenUsed="0"/>
-    <w:lsdException w:name="Medium List 2 Accent 3" w:semiHidden="0" w:uiPriority="66" w:unhideWhenUsed="0"/>
-    <w:lsdException w:name="Medium Grid 1 Accent 3" w:semiHidden="0" w:uiPriority="67" w:unhideWhenUsed="0"/>
-    <w:lsdException w:name="Medium Grid 2 Accent 3" w:semiHidden="0" w:uiPriority="68" w:unhideWhenUsed="0"/>
-    <w:lsdException w:name="Medium Grid 3 Accent 3" w:semiHidden="0" w:uiPriority="69" w:unhideWhenUsed="0"/>
-    <w:lsdException w:name="Dark List Accent 3" w:semiHidden="0" w:uiPriority="70" w:unhideWhenUsed="0"/>
-    <w:lsdException w:name="Colorful Shading Accent 3" w:semiHidden="0" w:uiPriority="71" w:unhideWhenUsed="0"/>
-    <w:lsdException w:name="Colorful List Accent 3" w:semiHidden="0" w:uiPriority="72" w:unhideWhenUsed="0"/>
-    <w:lsdException w:name="Colorful Grid Accent 3" w:semiHidden="0" w:uiPriority="73" w:unhideWhenUsed="0"/>
-    <w:lsdException w:name="Light Shading Accent 4" w:semiHidden="0" w:uiPriority="60" w:unhideWhenUsed="0"/>
-    <w:lsdException w:name="Light List Accent 4" w:semiHidden="0" w:uiPriority="61" w:unhideWhenUsed="0"/>
-    <w:lsdException w:name="Light Grid Accent 4" w:semiHidden="0" w:uiPriority="62" w:unhideWhenUsed="0"/>
-    <w:lsdException w:name="Medium Shading 1 Accent 4" w:semiHidden="0" w:uiPriority="63" w:unhideWhenUsed="0"/>
-    <w:lsdException w:name="Medium Shading 2 Accent 4" w:semiHidden="0" w:uiPriority="64" w:unhideWhenUsed="0"/>
-    <w:lsdException w:name="Medium List 1 Accent 4" w:semiHidden="0" w:uiPriority="65" w:unhideWhenUsed="0"/>
-    <w:lsdException w:name="Medium List 2 Accent 4" w:semiHidden="0" w:uiPriority="66" w:unhideWhenUsed="0"/>
-    <w:lsdException w:name="Medium Grid 1 Accent 4" w:semiHidden="0" w:uiPriority="67" w:unhideWhenUsed="0"/>
-    <w:lsdException w:name="Medium Grid 2 Accent 4" w:semiHidden="0" w:uiPriority="68" w:unhideWhenUsed="0"/>
-    <w:lsdException w:name="Medium Grid 3 Accent 4" w:semiHidden="0" w:uiPriority="69" w:unhideWhenUsed="0"/>
-    <w:lsdException w:name="Dark List Accent 4" w:semiHidden="0" w:uiPriority="70" w:unhideWhenUsed="0"/>
-    <w:lsdException w:name="Colorful Shading Accent 4" w:semiHidden="0" w:uiPriority="71" w:unhideWhenUsed="0"/>
-    <w:lsdException w:name="Colorful List Accent 4" w:semiHidden="0" w:uiPriority="72" w:unhideWhenUsed="0"/>
-    <w:lsdException w:name="Colorful Grid Accent 4" w:semiHidden="0" w:uiPriority="73" w:unhideWhenUsed="0"/>
-    <w:lsdException w:name="Light Shading Accent 5" w:semiHidden="0" w:uiPriority="60" w:unhideWhenUsed="0"/>
-    <w:lsdException w:name="Light List Accent 5" w:semiHidden="0" w:uiPriority="61" w:unhideWhenUsed="0"/>
-    <w:lsdException w:name="Light Grid Accent 5" w:semiHidden="0" w:uiPriority="62" w:unhideWhenUsed="0"/>
-    <w:lsdException w:name="Medium Shading 1 Accent 5" w:semiHidden="0" w:uiPriority="63" w:unhideWhenUsed="0"/>
-    <w:lsdException w:name="Medium Shading 2 Accent 5" w:semiHidden="0" w:uiPriority="64" w:unhideWhenUsed="0"/>
-    <w:lsdException w:name="Medium List 1 Accent 5" w:semiHidden="0" w:uiPriority="65" w:unhideWhenUsed="0"/>
-    <w:lsdException w:name="Medium List 2 Accent 5" w:semiHidden="0" w:uiPriority="66" w:unhideWhenUsed="0"/>
-    <w:lsdException w:name="Medium Grid 1 Accent 5" w:semiHidden="0" w:uiPriority="67" w:unhideWhenUsed="0"/>
-    <w:lsdException w:name="Medium Grid 2 Accent 5" w:semiHidden="0" w:uiPriority="68" w:unhideWhenUsed="0"/>
-    <w:lsdException w:name="Medium Grid 3 Accent 5" w:semiHidden="0" w:uiPriority="69" w:unhideWhenUsed="0"/>
-    <w:lsdException w:name="Dark List Accent 5" w:semiHidden="0" w:uiPriority="70" w:unhideWhenUsed="0"/>
-    <w:lsdException w:name="Colorful Shading Accent 5" w:semiHidden="0" w:uiPriority="71" w:unhideWhenUsed="0"/>
-    <w:lsdException w:name="Colorful List Accent 5" w:semiHidden="0" w:uiPriority="72" w:unhideWhenUsed="0"/>
-    <w:lsdException w:name="Colorful Grid Accent 5" w:semiHidden="0" w:uiPriority="73" w:unhideWhenUsed="0"/>
-    <w:lsdException w:name="Light Shading Accent 6" w:semiHidden="0" w:uiPriority="60" w:unhideWhenUsed="0"/>
-    <w:lsdException w:name="Light List Accent 6" w:semiHidden="0" w:uiPriority="61" w:unhideWhenUsed="0"/>
-    <w:lsdException w:name="Light Grid Accent 6" w:semiHidden="0" w:uiPriority="62" w:unhideWhenUsed="0"/>
-    <w:lsdException w:name="Medium Shading 1 Accent 6" w:semiHidden="0" w:uiPriority="63" w:unhideWhenUsed="0"/>
-    <w:lsdException w:name="Medium Shading 2 Accent 6" w:semiHidden="0" w:uiPriority="64" w:unhideWhenUsed="0"/>
-    <w:lsdException w:name="Medium List 1 Accent 6" w:semiHidden="0" w:uiPriority="65" w:unhideWhenUsed="0"/>
-    <w:lsdException w:name="Medium List 2 Accent 6" w:semiHidden="0" w:uiPriority="66" w:unhideWhenUsed="0"/>
-    <w:lsdException w:name="Medium Grid 1 Accent 6" w:semiHidden="0" w:uiPriority="67" w:unhideWhenUsed="0"/>
-    <w:lsdException w:name="Medium Grid 2 Accent 6" w:semiHidden="0" w:uiPriority="68" w:unhideWhenUsed="0"/>
-    <w:lsdException w:name="Medium Grid 3 Accent 6" w:semiHidden="0" w:uiPriority="69" w:unhideWhenUsed="0"/>
-    <w:lsdException w:name="Dark List Accent 6" w:semiHidden="0" w:uiPriority="70" w:unhideWhenUsed="0"/>
-    <w:lsdException w:name="Colorful Shading Accent 6" w:semiHidden="0" w:uiPriority="71" w:unhideWhenUsed="0"/>
-    <w:lsdException w:name="Colorful List Accent 6" w:semiHidden="0" w:uiPriority="72" w:unhideWhenUsed="0"/>
-    <w:lsdException w:name="Colorful Grid Accent 6" w:semiHidden="0" w:uiPriority="73" w:unhideWhenUsed="0"/>
-    <w:lsdException w:name="Subtle Emphasis" w:semiHidden="0" w:uiPriority="19" w:unhideWhenUsed="0" w:qFormat="1"/>
-    <w:lsdException w:name="Intense Emphasis" w:semiHidden="0" w:uiPriority="21" w:unhideWhenUsed="0" w:qFormat="1"/>
-    <w:lsdException w:name="Subtle Reference" w:semiHidden="0" w:uiPriority="31" w:unhideWhenUsed="0" w:qFormat="1"/>
-    <w:lsdException w:name="Intense Reference" w:semiHidden="0" w:uiPriority="32" w:unhideWhenUsed="0" w:qFormat="1"/>
-    <w:lsdException w:name="Book Title" w:semiHidden="0" w:uiPriority="33" w:unhideWhenUsed="0" w:qFormat="1"/>
-    <w:lsdException w:name="Bibliography" w:uiPriority="37"/>
-    <w:lsdException w:name="TOC Heading" w:uiPriority="39" w:qFormat="1"/>
+    <w:lsdException w:name="Table Theme" w:semiHidden="1" w:unhideWhenUsed="1"/>
+    <w:lsdException w:name="Placeholder Text" w:semiHidden="1"/>
+    <w:lsdException w:name="No Spacing" w:uiPriority="1" w:qFormat="1"/>
+    <w:lsdException w:name="Light Shading" w:uiPriority="60"/>
+    <w:lsdException w:name="Light List" w:uiPriority="61"/>
+    <w:lsdException w:name="Light Grid" w:uiPriority="62"/>
+    <w:lsdException w:name="Medium Shading 1" w:uiPriority="63"/>
+    <w:lsdException w:name="Medium Shading 2" w:uiPriority="64"/>
+    <w:lsdException w:name="Medium List 1" w:uiPriority="65"/>
+    <w:lsdException w:name="Medium List 2" w:uiPriority="66"/>
+    <w:lsdException w:name="Medium Grid 1" w:uiPriority="67"/>
+    <w:lsdException w:name="Medium Grid 2" w:uiPriority="68"/>
+    <w:lsdException w:name="Medium Grid 3" w:uiPriority="69"/>
+    <w:lsdException w:name="Dark List" w:uiPriority="70"/>
+    <w:lsdException w:name="Colorful Shading" w:uiPriority="71"/>
+    <w:lsdException w:name="Colorful List" w:uiPriority="72"/>
+    <w:lsdException w:name="Colorful Grid" w:uiPriority="73"/>
+    <w:lsdException w:name="Light Shading Accent 1" w:uiPriority="60"/>
+    <w:lsdException w:name="Light List Accent 1" w:uiPriority="61"/>
+    <w:lsdException w:name="Light Grid Accent 1" w:uiPriority="62"/>
+    <w:lsdException w:name="Medium Shading 1 Accent 1" w:uiPriority="63"/>
+    <w:lsdException w:name="Medium Shading 2 Accent 1" w:uiPriority="64"/>
+    <w:lsdException w:name="Medium List 1 Accent 1" w:uiPriority="65"/>
+    <w:lsdException w:name="Revision" w:semiHidden="1"/>
+    <w:lsdException w:name="List Paragraph" w:uiPriority="34" w:qFormat="1"/>
+    <w:lsdException w:name="Quote" w:uiPriority="29" w:qFormat="1"/>
+    <w:lsdException w:name="Intense Quote" w:uiPriority="30" w:qFormat="1"/>
+    <w:lsdException w:name="Medium List 2 Accent 1" w:uiPriority="66"/>
+    <w:lsdException w:name="Medium Grid 1 Accent 1" w:uiPriority="67"/>
+    <w:lsdException w:name="Medium Grid 2 Accent 1" w:uiPriority="68"/>
+    <w:lsdException w:name="Medium Grid 3 Accent 1" w:uiPriority="69"/>
+    <w:lsdException w:name="Dark List Accent 1" w:uiPriority="70"/>
+    <w:lsdException w:name="Colorful Shading Accent 1" w:uiPriority="71"/>
+    <w:lsdException w:name="Colorful List Accent 1" w:uiPriority="72"/>
+    <w:lsdException w:name="Colorful Grid Accent 1" w:uiPriority="73"/>
+    <w:lsdException w:name="Light Shading Accent 2" w:uiPriority="60"/>
+    <w:lsdException w:name="Light List Accent 2" w:uiPriority="61"/>
+    <w:lsdException w:name="Light Grid Accent 2" w:uiPriority="62"/>
+    <w:lsdException w:name="Medium Shading 1 Accent 2" w:uiPriority="63"/>
+    <w:lsdException w:name="Medium Shading 2 Accent 2" w:uiPriority="64"/>
+    <w:lsdException w:name="Medium List 1 Accent 2" w:uiPriority="65"/>
+    <w:lsdException w:name="Medium List 2 Accent 2" w:uiPriority="66"/>
+    <w:lsdException w:name="Medium Grid 1 Accent 2" w:uiPriority="67"/>
+    <w:lsdException w:name="Medium Grid 2 Accent 2" w:uiPriority="68"/>
+    <w:lsdException w:name="Medium Grid 3 Accent 2" w:uiPriority="69"/>
+    <w:lsdException w:name="Dark List Accent 2" w:uiPriority="70"/>
+    <w:lsdException w:name="Colorful Shading Accent 2" w:uiPriority="71"/>
+    <w:lsdException w:name="Colorful List Accent 2" w:uiPriority="72"/>
+    <w:lsdException w:name="Colorful Grid Accent 2" w:uiPriority="73"/>
+    <w:lsdException w:name="Light Shading Accent 3" w:uiPriority="60"/>
+    <w:lsdException w:name="Light List Accent 3" w:uiPriority="61"/>
+    <w:lsdException w:name="Light Grid Accent 3" w:uiPriority="62"/>
+    <w:lsdException w:name="Medium Shading 1 Accent 3" w:uiPriority="63"/>
+    <w:lsdException w:name="Medium Shading 2 Accent 3" w:uiPriority="64"/>
+    <w:lsdException w:name="Medium List 1 Accent 3" w:uiPriority="65"/>
+    <w:lsdException w:name="Medium List 2 Accent 3" w:uiPriority="66"/>
+    <w:lsdException w:name="Medium Grid 1 Accent 3" w:uiPriority="67"/>
+    <w:lsdException w:name="Medium Grid 2 Accent 3" w:uiPriority="68"/>
+    <w:lsdException w:name="Medium Grid 3 Accent 3" w:uiPriority="69"/>
+    <w:lsdException w:name="Dark List Accent 3" w:uiPriority="70"/>
+    <w:lsdException w:name="Colorful Shading Accent 3" w:uiPriority="71"/>
+    <w:lsdException w:name="Colorful List Accent 3" w:uiPriority="72"/>
+    <w:lsdException w:name="Colorful Grid Accent 3" w:uiPriority="73"/>
+    <w:lsdException w:name="Light Shading Accent 4" w:uiPriority="60"/>
+    <w:lsdException w:name="Light List Accent 4" w:uiPriority="61"/>
+    <w:lsdException w:name="Light Grid Accent 4" w:uiPriority="62"/>
+    <w:lsdException w:name="Medium Shading 1 Accent 4" w:uiPriority="63"/>
+    <w:lsdException w:name="Medium Shading 2 Accent 4" w:uiPriority="64"/>
+    <w:lsdException w:name="Medium List 1 Accent 4" w:uiPriority="65"/>
+    <w:lsdException w:name="Medium List 2 Accent 4" w:uiPriority="66"/>
+    <w:lsdException w:name="Medium Grid 1 Accent 4" w:uiPriority="67"/>
+    <w:lsdException w:name="Medium Grid 2 Accent 4" w:uiPriority="68"/>
+    <w:lsdException w:name="Medium Grid 3 Accent 4" w:uiPriority="69"/>
+    <w:lsdException w:name="Dark List Accent 4" w:uiPriority="70"/>
+    <w:lsdException w:name="Colorful Shading Accent 4" w:uiPriority="71"/>
+    <w:lsdException w:name="Colorful List Accent 4" w:uiPriority="72"/>
+    <w:lsdException w:name="Colorful Grid Accent 4" w:uiPriority="73"/>
+    <w:lsdException w:name="Light Shading Accent 5" w:uiPriority="60"/>
+    <w:lsdException w:name="Light List Accent 5" w:uiPriority="61"/>
+    <w:lsdException w:name="Light Grid Accent 5" w:uiPriority="62"/>
+    <w:lsdException w:name="Medium Shading 1 Accent 5" w:uiPriority="63"/>
+    <w:lsdException w:name="Medium Shading 2 Accent 5" w:uiPriority="64"/>
+    <w:lsdException w:name="Medium List 1 Accent 5" w:uiPriority="65"/>
+    <w:lsdException w:name="Medium List 2 Accent 5" w:uiPriority="66"/>
+    <w:lsdException w:name="Medium Grid 1 Accent 5" w:uiPriority="67"/>
+    <w:lsdException w:name="Medium Grid 2 Accent 5" w:uiPriority="68"/>
+    <w:lsdException w:name="Medium Grid 3 Accent 5" w:uiPriority="69"/>
+    <w:lsdException w:name="Dark List Accent 5" w:uiPriority="70"/>
+    <w:lsdException w:name="Colorful Shading Accent 5" w:uiPriority="71"/>
+    <w:lsdException w:name="Colorful List Accent 5" w:uiPriority="72"/>
+    <w:lsdException w:name="Colorful Grid Accent 5" w:uiPriority="73"/>
+    <w:lsdException w:name="Light Shading Accent 6" w:uiPriority="60"/>
+    <w:lsdException w:name="Light List Accent 6" w:uiPriority="61"/>
+    <w:lsdException w:name="Light Grid Accent 6" w:uiPriority="62"/>
+    <w:lsdException w:name="Medium Shading 1 Accent 6" w:uiPriority="63"/>
+    <w:lsdException w:name="Medium Shading 2 Accent 6" w:uiPriority="64"/>
+    <w:lsdException w:name="Medium List 1 Accent 6" w:uiPriority="65"/>
+    <w:lsdException w:name="Medium List 2 Accent 6" w:uiPriority="66"/>
+    <w:lsdException w:name="Medium Grid 1 Accent 6" w:uiPriority="67"/>
+    <w:lsdException w:name="Medium Grid 2 Accent 6" w:uiPriority="68"/>
+    <w:lsdException w:name="Medium Grid 3 Accent 6" w:uiPriority="69"/>
+    <w:lsdException w:name="Dark List Accent 6" w:uiPriority="70"/>
+    <w:lsdException w:name="Colorful Shading Accent 6" w:uiPriority="71"/>
+    <w:lsdException w:name="Colorful List Accent 6" w:uiPriority="72"/>
+    <w:lsdException w:name="Colorful Grid Accent 6" w:uiPriority="73"/>
+    <w:lsdException w:name="Subtle Emphasis" w:uiPriority="19" w:qFormat="1"/>
+    <w:lsdException w:name="Intense Emphasis" w:uiPriority="21" w:qFormat="1"/>
+    <w:lsdException w:name="Subtle Reference" w:uiPriority="31" w:qFormat="1"/>
+    <w:lsdException w:name="Intense Reference" w:uiPriority="32" w:qFormat="1"/>
+    <w:lsdException w:name="Book Title" w:uiPriority="33" w:qFormat="1"/>
+    <w:lsdException w:name="Bibliography" w:semiHidden="1" w:uiPriority="37" w:unhideWhenUsed="1"/>
+    <w:lsdException w:name="TOC Heading" w:semiHidden="1" w:uiPriority="39" w:unhideWhenUsed="1" w:qFormat="1"/>
+    <w:lsdException w:name="Plain Table 1" w:uiPriority="41"/>
+    <w:lsdException w:name="Plain Table 2" w:uiPriority="42"/>
+    <w:lsdException w:name="Plain Table 3" w:uiPriority="43"/>
+    <w:lsdException w:name="Plain Table 4" w:uiPriority="44"/>
+    <w:lsdException w:name="Plain Table 5" w:uiPriority="45"/>
+    <w:lsdException w:name="Grid Table Light" w:uiPriority="40"/>
+    <w:lsdException w:name="Grid Table 1 Light" w:uiPriority="46"/>
+    <w:lsdException w:name="Grid Table 2" w:uiPriority="47"/>
+    <w:lsdException w:name="Grid Table 3" w:uiPriority="48"/>
+    <w:lsdException w:name="Grid Table 4" w:uiPriority="49"/>
+    <w:lsdException w:name="Grid Table 5 Dark" w:uiPriority="50"/>
+    <w:lsdException w:name="Grid Table 6 Colorful" w:uiPriority="51"/>
+    <w:lsdException w:name="Grid Table 7 Colorful" w:uiPriority="52"/>
+    <w:lsdException w:name="Grid Table 1 Light Accent 1" w:uiPriority="46"/>
+    <w:lsdException w:name="Grid Table 2 Accent 1" w:uiPriority="47"/>
+    <w:lsdException w:name="Grid Table 3 Accent 1" w:uiPriority="48"/>
+    <w:lsdException w:name="Grid Table 4 Accent 1" w:uiPriority="49"/>
+    <w:lsdException w:name="Grid Table 5 Dark Accent 1" w:uiPriority="50"/>
+    <w:lsdException w:name="Grid Table 6 Colorful Accent 1" w:uiPriority="51"/>
+    <w:lsdException w:name="Grid Table 7 Colorful Accent 1" w:uiPriority="52"/>
+    <w:lsdException w:name="Grid Table 1 Light Accent 2" w:uiPriority="46"/>
+    <w:lsdException w:name="Grid Table 2 Accent 2" w:uiPriority="47"/>
+    <w:lsdException w:name="Grid Table 3 Accent 2" w:uiPriority="48"/>
+    <w:lsdException w:name="Grid Table 4 Accent 2" w:uiPriority="49"/>
+    <w:lsdException w:name="Grid Table 5 Dark Accent 2" w:uiPriority="50"/>
+    <w:lsdException w:name="Grid Table 6 Colorful Accent 2" w:uiPriority="51"/>
+    <w:lsdException w:name="Grid Table 7 Colorful Accent 2" w:uiPriority="52"/>
+    <w:lsdException w:name="Grid Table 1 Light Accent 3" w:uiPriority="46"/>
+    <w:lsdException w:name="Grid Table 2 Accent 3" w:uiPriority="47"/>
+    <w:lsdException w:name="Grid Table 3 Accent 3" w:uiPriority="48"/>
+    <w:lsdException w:name="Grid Table 4 Accent 3" w:uiPriority="49"/>
+    <w:lsdException w:name="Grid Table 5 Dark Accent 3" w:uiPriority="50"/>
+    <w:lsdException w:name="Grid Table 6 Colorful Accent 3" w:uiPriority="51"/>
+    <w:lsdException w:name="Grid Table 7 Colorful Accent 3" w:uiPriority="52"/>
+    <w:lsdException w:name="Grid Table 1 Light Accent 4" w:uiPriority="46"/>
+    <w:lsdException w:name="Grid Table 2 Accent 4" w:uiPriority="47"/>
+    <w:lsdException w:name="Grid Table 3 Accent 4" w:uiPriority="48"/>
+    <w:lsdException w:name="Grid Table 4 Accent 4" w:uiPriority="49"/>
+    <w:lsdException w:name="Grid Table 5 Dark Accent 4" w:uiPriority="50"/>
+    <w:lsdException w:name="Grid Table 6 Colorful Accent 4" w:uiPriority="51"/>
+    <w:lsdException w:name="Grid Table 7 Colorful Accent 4" w:uiPriority="52"/>
+    <w:lsdException w:name="Grid Table 1 Light Accent 5" w:uiPriority="46"/>
+    <w:lsdException w:name="Grid Table 2 Accent 5" w:uiPriority="47"/>
+    <w:lsdException w:name="Grid Table 3 Accent 5" w:uiPriority="48"/>
+    <w:lsdException w:name="Grid Table 4 Accent 5" w:uiPriority="49"/>
+    <w:lsdException w:name="Grid Table 5 Dark Accent 5" w:uiPriority="50"/>
+    <w:lsdException w:name="Grid Table 6 Colorful Accent 5" w:uiPriority="51"/>
+    <w:lsdException w:name="Grid Table 7 Colorful Accent 5" w:uiPriority="52"/>
+    <w:lsdException w:name="Grid Table 1 Light Accent 6" w:uiPriority="46"/>
+    <w:lsdException w:name="Grid Table 2 Accent 6" w:uiPriority="47"/>
+    <w:lsdException w:name="Grid Table 3 Accent 6" w:uiPriority="48"/>
+    <w:lsdException w:name="Grid Table 4 Accent 6" w:uiPriority="49"/>
+    <w:lsdException w:name="Grid Table 5 Dark Accent 6" w:uiPriority="50"/>
+    <w:lsdException w:name="Grid Table 6 Colorful Accent 6" w:uiPriority="51"/>
+    <w:lsdException w:name="Grid Table 7 Colorful Accent 6" w:uiPriority="52"/>
+    <w:lsdException w:name="List Table 1 Light" w:uiPriority="46"/>
+    <w:lsdException w:name="List Table 2" w:uiPriority="47"/>
+    <w:lsdException w:name="List Table 3" w:uiPriority="48"/>
+    <w:lsdException w:name="List Table 4" w:uiPriority="49"/>
+    <w:lsdException w:name="List Table 5 Dark" w:uiPriority="50"/>
+    <w:lsdException w:name="List Table 6 Colorful" w:uiPriority="51"/>
+    <w:lsdException w:name="List Table 7 Colorful" w:uiPriority="52"/>
+    <w:lsdException w:name="List Table 1 Light Accent 1" w:uiPriority="46"/>
+    <w:lsdException w:name="List Table 2 Accent 1" w:uiPriority="47"/>
+    <w:lsdException w:name="List Table 3 Accent 1" w:uiPriority="48"/>
+    <w:lsdException w:name="List Table 4 Accent 1" w:uiPriority="49"/>
+    <w:lsdException w:name="List Table 5 Dark Accent 1" w:uiPriority="50"/>
+    <w:lsdException w:name="List Table 6 Colorful Accent 1" w:uiPriority="51"/>
+    <w:lsdException w:name="List Table 7 Colorful Accent 1" w:uiPriority="52"/>
+    <w:lsdException w:name="List Table 1 Light Accent 2" w:uiPriority="46"/>
+    <w:lsdException w:name="List Table 2 Accent 2" w:uiPriority="47"/>
+    <w:lsdException w:name="List Table 3 Accent 2" w:uiPriority="48"/>
+    <w:lsdException w:name="List Table 4 Accent 2" w:uiPriority="49"/>
+    <w:lsdException w:name="List Table 5 Dark Accent 2" w:uiPriority="50"/>
+    <w:lsdException w:name="List Table 6 Colorful Accent 2" w:uiPriority="51"/>
+    <w:lsdException w:name="List Table 7 Colorful Accent 2" w:uiPriority="52"/>
+    <w:lsdException w:name="List Table 1 Light Accent 3" w:uiPriority="46"/>
+    <w:lsdException w:name="List Table 2 Accent 3" w:uiPriority="47"/>
+    <w:lsdException w:name="List Table 3 Accent 3" w:uiPriority="48"/>
+    <w:lsdException w:name="List Table 4 Accent 3" w:uiPriority="49"/>
+    <w:lsdException w:name="List Table 5 Dark Accent 3" w:uiPriority="50"/>
+    <w:lsdException w:name="List Table 6 Colorful Accent 3" w:uiPriority="51"/>
+    <w:lsdException w:name="List Table 7 Colorful Accent 3" w:uiPriority="52"/>
+    <w:lsdException w:name="List Table 1 Light Accent 4" w:uiPriority="46"/>
+    <w:lsdException w:name="List Table 2 Accent 4" w:uiPriority="47"/>
+    <w:lsdException w:name="List Table 3 Accent 4" w:uiPriority="48"/>
+    <w:lsdException w:name="List Table 4 Accent 4" w:uiPriority="49"/>
+    <w:lsdException w:name="List Table 5 Dark Accent 4" w:uiPriority="50"/>
+    <w:lsdException w:name="List Table 6 Colorful Accent 4" w:uiPriority="51"/>
+    <w:lsdException w:name="List Table 7 Colorful Accent 4" w:uiPriority="52"/>
+    <w:lsdException w:name="List Table 1 Light Accent 5" w:uiPriority="46"/>
+    <w:lsdException w:name="List Table 2 Accent 5" w:uiPriority="47"/>
+    <w:lsdException w:name="List Table 3 Accent 5" w:uiPriority="48"/>
+    <w:lsdException w:name="List Table 4 Accent 5" w:uiPriority="49"/>
+    <w:lsdException w:name="List Table 5 Dark Accent 5" w:uiPriority="50"/>
+    <w:lsdException w:name="List Table 6 Colorful Accent 5" w:uiPriority="51"/>
+    <w:lsdException w:name="List Table 7 Colorful Accent 5" w:uiPriority="52"/>
+    <w:lsdException w:name="List Table 1 Light Accent 6" w:uiPriority="46"/>
+    <w:lsdException w:name="List Table 2 Accent 6" w:uiPriority="47"/>
+    <w:lsdException w:name="List Table 3 Accent 6" w:uiPriority="48"/>
+    <w:lsdException w:name="List Table 4 Accent 6" w:uiPriority="49"/>
+    <w:lsdException w:name="List Table 5 Dark Accent 6" w:uiPriority="50"/>
+    <w:lsdException w:name="List Table 6 Colorful Accent 6" w:uiPriority="51"/>
+    <w:lsdException w:name="List Table 7 Colorful Accent 6" w:uiPriority="52"/>
   </w:latentStyles>
   <w:style w:type="paragraph" w:default="1" w:styleId="Normal">
     <w:name w:val="Normal"/>
@@ -6198,18 +6699,17 @@
       <w:lang w:eastAsia="zh-CN"/>
     </w:rPr>
   </w:style>
-  <w:style w:type="character" w:default="1" w:styleId="Fontepargpadro">
+  <w:style w:type="character" w:default="1" w:styleId="DefaultParagraphFont">
     <w:name w:val="Default Paragraph Font"/>
     <w:uiPriority w:val="1"/>
     <w:semiHidden/>
     <w:unhideWhenUsed/>
   </w:style>
-  <w:style w:type="table" w:default="1" w:styleId="Tabelanormal">
+  <w:style w:type="table" w:default="1" w:styleId="TableNormal">
     <w:name w:val="Normal Table"/>
     <w:uiPriority w:val="99"/>
     <w:semiHidden/>
     <w:unhideWhenUsed/>
-    <w:qFormat/>
     <w:tblPr>
       <w:tblInd w:w="0" w:type="dxa"/>
       <w:tblCellMar>
@@ -6220,25 +6720,25 @@
       </w:tblCellMar>
     </w:tblPr>
   </w:style>
-  <w:style w:type="numbering" w:default="1" w:styleId="Semlista">
+  <w:style w:type="numbering" w:default="1" w:styleId="NoList">
     <w:name w:val="No List"/>
     <w:uiPriority w:val="99"/>
     <w:semiHidden/>
     <w:unhideWhenUsed/>
   </w:style>
-  <w:style w:type="paragraph" w:styleId="Corpodetexto">
+  <w:style w:type="paragraph" w:styleId="BodyText">
     <w:name w:val="Body Text"/>
     <w:basedOn w:val="Normal"/>
-    <w:link w:val="CorpodetextoChar"/>
+    <w:link w:val="BodyTextChar"/>
     <w:rsid w:val="00782C58"/>
     <w:pPr>
       <w:spacing w:after="120"/>
     </w:pPr>
   </w:style>
-  <w:style w:type="character" w:customStyle="1" w:styleId="CorpodetextoChar">
-    <w:name w:val="Corpo de texto Char"/>
-    <w:basedOn w:val="Fontepargpadro"/>
-    <w:link w:val="Corpodetexto"/>
+  <w:style w:type="character" w:customStyle="1" w:styleId="BodyTextChar">
+    <w:name w:val="Body Text Char"/>
+    <w:basedOn w:val="DefaultParagraphFont"/>
+    <w:link w:val="BodyText"/>
     <w:rsid w:val="00782C58"/>
     <w:rPr>
       <w:rFonts w:ascii="Times New Roman" w:eastAsia="Times New Roman" w:hAnsi="Times New Roman" w:cs="Times New Roman"/>
@@ -6247,11 +6747,11 @@
       <w:lang w:eastAsia="zh-CN"/>
     </w:rPr>
   </w:style>
-  <w:style w:type="paragraph" w:styleId="Subttulo">
+  <w:style w:type="paragraph" w:styleId="Subtitle">
     <w:name w:val="Subtitle"/>
     <w:basedOn w:val="Normal"/>
-    <w:next w:val="Corpodetexto"/>
-    <w:link w:val="SubttuloChar"/>
+    <w:next w:val="BodyText"/>
+    <w:link w:val="SubtitleChar"/>
     <w:qFormat/>
     <w:rsid w:val="00782C58"/>
     <w:pPr>
@@ -6262,10 +6762,10 @@
       <w:bCs/>
     </w:rPr>
   </w:style>
-  <w:style w:type="character" w:customStyle="1" w:styleId="SubttuloChar">
-    <w:name w:val="Subtítulo Char"/>
-    <w:basedOn w:val="Fontepargpadro"/>
-    <w:link w:val="Subttulo"/>
+  <w:style w:type="character" w:customStyle="1" w:styleId="SubtitleChar">
+    <w:name w:val="Subtitle Char"/>
+    <w:basedOn w:val="DefaultParagraphFont"/>
+    <w:link w:val="Subtitle"/>
     <w:rsid w:val="00782C58"/>
     <w:rPr>
       <w:rFonts w:ascii="Times New Roman" w:eastAsia="Times New Roman" w:hAnsi="Times New Roman" w:cs="Times New Roman"/>
@@ -6276,10 +6776,10 @@
       <w:lang w:eastAsia="zh-CN"/>
     </w:rPr>
   </w:style>
-  <w:style w:type="paragraph" w:styleId="Textodebalo">
+  <w:style w:type="paragraph" w:styleId="BalloonText">
     <w:name w:val="Balloon Text"/>
     <w:basedOn w:val="Normal"/>
-    <w:link w:val="TextodebaloChar"/>
+    <w:link w:val="BalloonTextChar"/>
     <w:uiPriority w:val="99"/>
     <w:semiHidden/>
     <w:unhideWhenUsed/>
@@ -6290,10 +6790,10 @@
       <w:szCs w:val="16"/>
     </w:rPr>
   </w:style>
-  <w:style w:type="character" w:customStyle="1" w:styleId="TextodebaloChar">
-    <w:name w:val="Texto de balão Char"/>
-    <w:basedOn w:val="Fontepargpadro"/>
-    <w:link w:val="Textodebalo"/>
+  <w:style w:type="character" w:customStyle="1" w:styleId="BalloonTextChar">
+    <w:name w:val="Balloon Text Char"/>
+    <w:basedOn w:val="DefaultParagraphFont"/>
+    <w:link w:val="BalloonText"/>
     <w:uiPriority w:val="99"/>
     <w:semiHidden/>
     <w:rsid w:val="00636F3E"/>
@@ -6304,9 +6804,9 @@
       <w:lang w:eastAsia="zh-CN"/>
     </w:rPr>
   </w:style>
-  <w:style w:type="table" w:styleId="Tabelacomgrade">
+  <w:style w:type="table" w:styleId="TableGrid">
     <w:name w:val="Table Grid"/>
-    <w:basedOn w:val="Tabelanormal"/>
+    <w:basedOn w:val="TableNormal"/>
     <w:uiPriority w:val="59"/>
     <w:rsid w:val="00636F3E"/>
     <w:pPr>
@@ -6330,329 +6830,7 @@
       </w:tblCellMar>
     </w:tblPr>
   </w:style>
-  <w:style w:type="paragraph" w:styleId="SemEspaamento">
-    <w:name w:val="No Spacing"/>
-    <w:uiPriority w:val="1"/>
-    <w:qFormat/>
-    <w:rsid w:val="00FA63C7"/>
-    <w:pPr>
-      <w:suppressAutoHyphens/>
-      <w:spacing w:after="0" w:line="240" w:lineRule="auto"/>
-    </w:pPr>
-    <w:rPr>
-      <w:rFonts w:ascii="Times New Roman" w:eastAsia="Times New Roman" w:hAnsi="Times New Roman" w:cs="Times New Roman"/>
-      <w:sz w:val="24"/>
-      <w:szCs w:val="24"/>
-      <w:lang w:eastAsia="zh-CN"/>
-    </w:rPr>
-  </w:style>
-</w:styles>
-</file>
-
-<file path=word/stylesWithEffects.xml><?xml version="1.0" encoding="utf-8"?>
-<w:styles xmlns:wpc="http://schemas.microsoft.com/office/word/2010/wordprocessingCanvas" xmlns:mc="http://schemas.openxmlformats.org/markup-compatibility/2006" xmlns:o="urn:schemas-microsoft-com:office:office" xmlns:r="http://schemas.openxmlformats.org/officeDocument/2006/relationships" xmlns:m="http://schemas.openxmlformats.org/officeDocument/2006/math" xmlns:v="urn:schemas-microsoft-com:vml" xmlns:wp14="http://schemas.microsoft.com/office/word/2010/wordprocessingDrawing" xmlns:wp="http://schemas.openxmlformats.org/drawingml/2006/wordprocessingDrawing" xmlns:w10="urn:schemas-microsoft-com:office:word" xmlns:w="http://schemas.openxmlformats.org/wordprocessingml/2006/main" xmlns:w14="http://schemas.microsoft.com/office/word/2010/wordml" xmlns:wpg="http://schemas.microsoft.com/office/word/2010/wordprocessingGroup" xmlns:wpi="http://schemas.microsoft.com/office/word/2010/wordprocessingInk" xmlns:wne="http://schemas.microsoft.com/office/word/2006/wordml" xmlns:wps="http://schemas.microsoft.com/office/word/2010/wordprocessingShape" mc:Ignorable="w14 wp14">
-  <w:docDefaults>
-    <w:rPrDefault>
-      <w:rPr>
-        <w:rFonts w:asciiTheme="minorHAnsi" w:eastAsiaTheme="minorHAnsi" w:hAnsiTheme="minorHAnsi" w:cstheme="minorBidi"/>
-        <w:sz w:val="22"/>
-        <w:szCs w:val="22"/>
-        <w:lang w:val="pt-BR" w:eastAsia="en-US" w:bidi="ar-SA"/>
-      </w:rPr>
-    </w:rPrDefault>
-    <w:pPrDefault>
-      <w:pPr>
-        <w:spacing w:after="200" w:line="276" w:lineRule="auto"/>
-      </w:pPr>
-    </w:pPrDefault>
-  </w:docDefaults>
-  <w:latentStyles w:defLockedState="0" w:defUIPriority="99" w:defSemiHidden="1" w:defUnhideWhenUsed="1" w:defQFormat="0" w:count="267">
-    <w:lsdException w:name="Normal" w:semiHidden="0" w:uiPriority="0" w:unhideWhenUsed="0" w:qFormat="1"/>
-    <w:lsdException w:name="heading 1" w:semiHidden="0" w:uiPriority="9" w:unhideWhenUsed="0" w:qFormat="1"/>
-    <w:lsdException w:name="heading 2" w:uiPriority="9" w:qFormat="1"/>
-    <w:lsdException w:name="heading 3" w:uiPriority="9" w:qFormat="1"/>
-    <w:lsdException w:name="heading 4" w:uiPriority="9" w:qFormat="1"/>
-    <w:lsdException w:name="heading 5" w:uiPriority="9" w:qFormat="1"/>
-    <w:lsdException w:name="heading 6" w:uiPriority="9" w:qFormat="1"/>
-    <w:lsdException w:name="heading 7" w:uiPriority="9" w:qFormat="1"/>
-    <w:lsdException w:name="heading 8" w:uiPriority="9" w:qFormat="1"/>
-    <w:lsdException w:name="heading 9" w:uiPriority="9" w:qFormat="1"/>
-    <w:lsdException w:name="toc 1" w:uiPriority="39"/>
-    <w:lsdException w:name="toc 2" w:uiPriority="39"/>
-    <w:lsdException w:name="toc 3" w:uiPriority="39"/>
-    <w:lsdException w:name="toc 4" w:uiPriority="39"/>
-    <w:lsdException w:name="toc 5" w:uiPriority="39"/>
-    <w:lsdException w:name="toc 6" w:uiPriority="39"/>
-    <w:lsdException w:name="toc 7" w:uiPriority="39"/>
-    <w:lsdException w:name="toc 8" w:uiPriority="39"/>
-    <w:lsdException w:name="toc 9" w:uiPriority="39"/>
-    <w:lsdException w:name="caption" w:uiPriority="35" w:qFormat="1"/>
-    <w:lsdException w:name="Title" w:semiHidden="0" w:uiPriority="10" w:unhideWhenUsed="0" w:qFormat="1"/>
-    <w:lsdException w:name="Default Paragraph Font" w:uiPriority="1"/>
-    <w:lsdException w:name="Body Text" w:uiPriority="0"/>
-    <w:lsdException w:name="Subtitle" w:semiHidden="0" w:uiPriority="0" w:unhideWhenUsed="0" w:qFormat="1"/>
-    <w:lsdException w:name="Strong" w:semiHidden="0" w:uiPriority="22" w:unhideWhenUsed="0" w:qFormat="1"/>
-    <w:lsdException w:name="Emphasis" w:semiHidden="0" w:uiPriority="20" w:unhideWhenUsed="0" w:qFormat="1"/>
-    <w:lsdException w:name="Table Grid" w:uiPriority="59"/>
-    <w:lsdException w:name="Placeholder Text" w:unhideWhenUsed="0"/>
-    <w:lsdException w:name="No Spacing" w:semiHidden="0" w:uiPriority="1" w:unhideWhenUsed="0" w:qFormat="1"/>
-    <w:lsdException w:name="Light Shading" w:semiHidden="0" w:uiPriority="60" w:unhideWhenUsed="0"/>
-    <w:lsdException w:name="Light List" w:semiHidden="0" w:uiPriority="61" w:unhideWhenUsed="0"/>
-    <w:lsdException w:name="Light Grid" w:semiHidden="0" w:uiPriority="62" w:unhideWhenUsed="0"/>
-    <w:lsdException w:name="Medium Shading 1" w:semiHidden="0" w:uiPriority="63" w:unhideWhenUsed="0"/>
-    <w:lsdException w:name="Medium Shading 2" w:semiHidden="0" w:uiPriority="64" w:unhideWhenUsed="0"/>
-    <w:lsdException w:name="Medium List 1" w:semiHidden="0" w:uiPriority="65" w:unhideWhenUsed="0"/>
-    <w:lsdException w:name="Medium List 2" w:semiHidden="0" w:uiPriority="66" w:unhideWhenUsed="0"/>
-    <w:lsdException w:name="Medium Grid 1" w:semiHidden="0" w:uiPriority="67" w:unhideWhenUsed="0"/>
-    <w:lsdException w:name="Medium Grid 2" w:semiHidden="0" w:uiPriority="68" w:unhideWhenUsed="0"/>
-    <w:lsdException w:name="Medium Grid 3" w:semiHidden="0" w:uiPriority="69" w:unhideWhenUsed="0"/>
-    <w:lsdException w:name="Dark List" w:semiHidden="0" w:uiPriority="70" w:unhideWhenUsed="0"/>
-    <w:lsdException w:name="Colorful Shading" w:semiHidden="0" w:uiPriority="71" w:unhideWhenUsed="0"/>
-    <w:lsdException w:name="Colorful List" w:semiHidden="0" w:uiPriority="72" w:unhideWhenUsed="0"/>
-    <w:lsdException w:name="Colorful Grid" w:semiHidden="0" w:uiPriority="73" w:unhideWhenUsed="0"/>
-    <w:lsdException w:name="Light Shading Accent 1" w:semiHidden="0" w:uiPriority="60" w:unhideWhenUsed="0"/>
-    <w:lsdException w:name="Light List Accent 1" w:semiHidden="0" w:uiPriority="61" w:unhideWhenUsed="0"/>
-    <w:lsdException w:name="Light Grid Accent 1" w:semiHidden="0" w:uiPriority="62" w:unhideWhenUsed="0"/>
-    <w:lsdException w:name="Medium Shading 1 Accent 1" w:semiHidden="0" w:uiPriority="63" w:unhideWhenUsed="0"/>
-    <w:lsdException w:name="Medium Shading 2 Accent 1" w:semiHidden="0" w:uiPriority="64" w:unhideWhenUsed="0"/>
-    <w:lsdException w:name="Medium List 1 Accent 1" w:semiHidden="0" w:uiPriority="65" w:unhideWhenUsed="0"/>
-    <w:lsdException w:name="Revision" w:unhideWhenUsed="0"/>
-    <w:lsdException w:name="List Paragraph" w:semiHidden="0" w:uiPriority="34" w:unhideWhenUsed="0" w:qFormat="1"/>
-    <w:lsdException w:name="Quote" w:semiHidden="0" w:uiPriority="29" w:unhideWhenUsed="0" w:qFormat="1"/>
-    <w:lsdException w:name="Intense Quote" w:semiHidden="0" w:uiPriority="30" w:unhideWhenUsed="0" w:qFormat="1"/>
-    <w:lsdException w:name="Medium List 2 Accent 1" w:semiHidden="0" w:uiPriority="66" w:unhideWhenUsed="0"/>
-    <w:lsdException w:name="Medium Grid 1 Accent 1" w:semiHidden="0" w:uiPriority="67" w:unhideWhenUsed="0"/>
-    <w:lsdException w:name="Medium Grid 2 Accent 1" w:semiHidden="0" w:uiPriority="68" w:unhideWhenUsed="0"/>
-    <w:lsdException w:name="Medium Grid 3 Accent 1" w:semiHidden="0" w:uiPriority="69" w:unhideWhenUsed="0"/>
-    <w:lsdException w:name="Dark List Accent 1" w:semiHidden="0" w:uiPriority="70" w:unhideWhenUsed="0"/>
-    <w:lsdException w:name="Colorful Shading Accent 1" w:semiHidden="0" w:uiPriority="71" w:unhideWhenUsed="0"/>
-    <w:lsdException w:name="Colorful List Accent 1" w:semiHidden="0" w:uiPriority="72" w:unhideWhenUsed="0"/>
-    <w:lsdException w:name="Colorful Grid Accent 1" w:semiHidden="0" w:uiPriority="73" w:unhideWhenUsed="0"/>
-    <w:lsdException w:name="Light Shading Accent 2" w:semiHidden="0" w:uiPriority="60" w:unhideWhenUsed="0"/>
-    <w:lsdException w:name="Light List Accent 2" w:semiHidden="0" w:uiPriority="61" w:unhideWhenUsed="0"/>
-    <w:lsdException w:name="Light Grid Accent 2" w:semiHidden="0" w:uiPriority="62" w:unhideWhenUsed="0"/>
-    <w:lsdException w:name="Medium Shading 1 Accent 2" w:semiHidden="0" w:uiPriority="63" w:unhideWhenUsed="0"/>
-    <w:lsdException w:name="Medium Shading 2 Accent 2" w:semiHidden="0" w:uiPriority="64" w:unhideWhenUsed="0"/>
-    <w:lsdException w:name="Medium List 1 Accent 2" w:semiHidden="0" w:uiPriority="65" w:unhideWhenUsed="0"/>
-    <w:lsdException w:name="Medium List 2 Accent 2" w:semiHidden="0" w:uiPriority="66" w:unhideWhenUsed="0"/>
-    <w:lsdException w:name="Medium Grid 1 Accent 2" w:semiHidden="0" w:uiPriority="67" w:unhideWhenUsed="0"/>
-    <w:lsdException w:name="Medium Grid 2 Accent 2" w:semiHidden="0" w:uiPriority="68" w:unhideWhenUsed="0"/>
-    <w:lsdException w:name="Medium Grid 3 Accent 2" w:semiHidden="0" w:uiPriority="69" w:unhideWhenUsed="0"/>
-    <w:lsdException w:name="Dark List Accent 2" w:semiHidden="0" w:uiPriority="70" w:unhideWhenUsed="0"/>
-    <w:lsdException w:name="Colorful Shading Accent 2" w:semiHidden="0" w:uiPriority="71" w:unhideWhenUsed="0"/>
-    <w:lsdException w:name="Colorful List Accent 2" w:semiHidden="0" w:uiPriority="72" w:unhideWhenUsed="0"/>
-    <w:lsdException w:name="Colorful Grid Accent 2" w:semiHidden="0" w:uiPriority="73" w:unhideWhenUsed="0"/>
-    <w:lsdException w:name="Light Shading Accent 3" w:semiHidden="0" w:uiPriority="60" w:unhideWhenUsed="0"/>
-    <w:lsdException w:name="Light List Accent 3" w:semiHidden="0" w:uiPriority="61" w:unhideWhenUsed="0"/>
-    <w:lsdException w:name="Light Grid Accent 3" w:semiHidden="0" w:uiPriority="62" w:unhideWhenUsed="0"/>
-    <w:lsdException w:name="Medium Shading 1 Accent 3" w:semiHidden="0" w:uiPriority="63" w:unhideWhenUsed="0"/>
-    <w:lsdException w:name="Medium Shading 2 Accent 3" w:semiHidden="0" w:uiPriority="64" w:unhideWhenUsed="0"/>
-    <w:lsdException w:name="Medium List 1 Accent 3" w:semiHidden="0" w:uiPriority="65" w:unhideWhenUsed="0"/>
-    <w:lsdException w:name="Medium List 2 Accent 3" w:semiHidden="0" w:uiPriority="66" w:unhideWhenUsed="0"/>
-    <w:lsdException w:name="Medium Grid 1 Accent 3" w:semiHidden="0" w:uiPriority="67" w:unhideWhenUsed="0"/>
-    <w:lsdException w:name="Medium Grid 2 Accent 3" w:semiHidden="0" w:uiPriority="68" w:unhideWhenUsed="0"/>
-    <w:lsdException w:name="Medium Grid 3 Accent 3" w:semiHidden="0" w:uiPriority="69" w:unhideWhenUsed="0"/>
-    <w:lsdException w:name="Dark List Accent 3" w:semiHidden="0" w:uiPriority="70" w:unhideWhenUsed="0"/>
-    <w:lsdException w:name="Colorful Shading Accent 3" w:semiHidden="0" w:uiPriority="71" w:unhideWhenUsed="0"/>
-    <w:lsdException w:name="Colorful List Accent 3" w:semiHidden="0" w:uiPriority="72" w:unhideWhenUsed="0"/>
-    <w:lsdException w:name="Colorful Grid Accent 3" w:semiHidden="0" w:uiPriority="73" w:unhideWhenUsed="0"/>
-    <w:lsdException w:name="Light Shading Accent 4" w:semiHidden="0" w:uiPriority="60" w:unhideWhenUsed="0"/>
-    <w:lsdException w:name="Light List Accent 4" w:semiHidden="0" w:uiPriority="61" w:unhideWhenUsed="0"/>
-    <w:lsdException w:name="Light Grid Accent 4" w:semiHidden="0" w:uiPriority="62" w:unhideWhenUsed="0"/>
-    <w:lsdException w:name="Medium Shading 1 Accent 4" w:semiHidden="0" w:uiPriority="63" w:unhideWhenUsed="0"/>
-    <w:lsdException w:name="Medium Shading 2 Accent 4" w:semiHidden="0" w:uiPriority="64" w:unhideWhenUsed="0"/>
-    <w:lsdException w:name="Medium List 1 Accent 4" w:semiHidden="0" w:uiPriority="65" w:unhideWhenUsed="0"/>
-    <w:lsdException w:name="Medium List 2 Accent 4" w:semiHidden="0" w:uiPriority="66" w:unhideWhenUsed="0"/>
-    <w:lsdException w:name="Medium Grid 1 Accent 4" w:semiHidden="0" w:uiPriority="67" w:unhideWhenUsed="0"/>
-    <w:lsdException w:name="Medium Grid 2 Accent 4" w:semiHidden="0" w:uiPriority="68" w:unhideWhenUsed="0"/>
-    <w:lsdException w:name="Medium Grid 3 Accent 4" w:semiHidden="0" w:uiPriority="69" w:unhideWhenUsed="0"/>
-    <w:lsdException w:name="Dark List Accent 4" w:semiHidden="0" w:uiPriority="70" w:unhideWhenUsed="0"/>
-    <w:lsdException w:name="Colorful Shading Accent 4" w:semiHidden="0" w:uiPriority="71" w:unhideWhenUsed="0"/>
-    <w:lsdException w:name="Colorful List Accent 4" w:semiHidden="0" w:uiPriority="72" w:unhideWhenUsed="0"/>
-    <w:lsdException w:name="Colorful Grid Accent 4" w:semiHidden="0" w:uiPriority="73" w:unhideWhenUsed="0"/>
-    <w:lsdException w:name="Light Shading Accent 5" w:semiHidden="0" w:uiPriority="60" w:unhideWhenUsed="0"/>
-    <w:lsdException w:name="Light List Accent 5" w:semiHidden="0" w:uiPriority="61" w:unhideWhenUsed="0"/>
-    <w:lsdException w:name="Light Grid Accent 5" w:semiHidden="0" w:uiPriority="62" w:unhideWhenUsed="0"/>
-    <w:lsdException w:name="Medium Shading 1 Accent 5" w:semiHidden="0" w:uiPriority="63" w:unhideWhenUsed="0"/>
-    <w:lsdException w:name="Medium Shading 2 Accent 5" w:semiHidden="0" w:uiPriority="64" w:unhideWhenUsed="0"/>
-    <w:lsdException w:name="Medium List 1 Accent 5" w:semiHidden="0" w:uiPriority="65" w:unhideWhenUsed="0"/>
-    <w:lsdException w:name="Medium List 2 Accent 5" w:semiHidden="0" w:uiPriority="66" w:unhideWhenUsed="0"/>
-    <w:lsdException w:name="Medium Grid 1 Accent 5" w:semiHidden="0" w:uiPriority="67" w:unhideWhenUsed="0"/>
-    <w:lsdException w:name="Medium Grid 2 Accent 5" w:semiHidden="0" w:uiPriority="68" w:unhideWhenUsed="0"/>
-    <w:lsdException w:name="Medium Grid 3 Accent 5" w:semiHidden="0" w:uiPriority="69" w:unhideWhenUsed="0"/>
-    <w:lsdException w:name="Dark List Accent 5" w:semiHidden="0" w:uiPriority="70" w:unhideWhenUsed="0"/>
-    <w:lsdException w:name="Colorful Shading Accent 5" w:semiHidden="0" w:uiPriority="71" w:unhideWhenUsed="0"/>
-    <w:lsdException w:name="Colorful List Accent 5" w:semiHidden="0" w:uiPriority="72" w:unhideWhenUsed="0"/>
-    <w:lsdException w:name="Colorful Grid Accent 5" w:semiHidden="0" w:uiPriority="73" w:unhideWhenUsed="0"/>
-    <w:lsdException w:name="Light Shading Accent 6" w:semiHidden="0" w:uiPriority="60" w:unhideWhenUsed="0"/>
-    <w:lsdException w:name="Light List Accent 6" w:semiHidden="0" w:uiPriority="61" w:unhideWhenUsed="0"/>
-    <w:lsdException w:name="Light Grid Accent 6" w:semiHidden="0" w:uiPriority="62" w:unhideWhenUsed="0"/>
-    <w:lsdException w:name="Medium Shading 1 Accent 6" w:semiHidden="0" w:uiPriority="63" w:unhideWhenUsed="0"/>
-    <w:lsdException w:name="Medium Shading 2 Accent 6" w:semiHidden="0" w:uiPriority="64" w:unhideWhenUsed="0"/>
-    <w:lsdException w:name="Medium List 1 Accent 6" w:semiHidden="0" w:uiPriority="65" w:unhideWhenUsed="0"/>
-    <w:lsdException w:name="Medium List 2 Accent 6" w:semiHidden="0" w:uiPriority="66" w:unhideWhenUsed="0"/>
-    <w:lsdException w:name="Medium Grid 1 Accent 6" w:semiHidden="0" w:uiPriority="67" w:unhideWhenUsed="0"/>
-    <w:lsdException w:name="Medium Grid 2 Accent 6" w:semiHidden="0" w:uiPriority="68" w:unhideWhenUsed="0"/>
-    <w:lsdException w:name="Medium Grid 3 Accent 6" w:semiHidden="0" w:uiPriority="69" w:unhideWhenUsed="0"/>
-    <w:lsdException w:name="Dark List Accent 6" w:semiHidden="0" w:uiPriority="70" w:unhideWhenUsed="0"/>
-    <w:lsdException w:name="Colorful Shading Accent 6" w:semiHidden="0" w:uiPriority="71" w:unhideWhenUsed="0"/>
-    <w:lsdException w:name="Colorful List Accent 6" w:semiHidden="0" w:uiPriority="72" w:unhideWhenUsed="0"/>
-    <w:lsdException w:name="Colorful Grid Accent 6" w:semiHidden="0" w:uiPriority="73" w:unhideWhenUsed="0"/>
-    <w:lsdException w:name="Subtle Emphasis" w:semiHidden="0" w:uiPriority="19" w:unhideWhenUsed="0" w:qFormat="1"/>
-    <w:lsdException w:name="Intense Emphasis" w:semiHidden="0" w:uiPriority="21" w:unhideWhenUsed="0" w:qFormat="1"/>
-    <w:lsdException w:name="Subtle Reference" w:semiHidden="0" w:uiPriority="31" w:unhideWhenUsed="0" w:qFormat="1"/>
-    <w:lsdException w:name="Intense Reference" w:semiHidden="0" w:uiPriority="32" w:unhideWhenUsed="0" w:qFormat="1"/>
-    <w:lsdException w:name="Book Title" w:semiHidden="0" w:uiPriority="33" w:unhideWhenUsed="0" w:qFormat="1"/>
-    <w:lsdException w:name="Bibliography" w:uiPriority="37"/>
-    <w:lsdException w:name="TOC Heading" w:uiPriority="39" w:qFormat="1"/>
-  </w:latentStyles>
-  <w:style w:type="paragraph" w:default="1" w:styleId="Normal">
-    <w:name w:val="Normal"/>
-    <w:qFormat/>
-    <w:rsid w:val="00782C58"/>
-    <w:pPr>
-      <w:suppressAutoHyphens/>
-      <w:spacing w:after="0" w:line="240" w:lineRule="auto"/>
-    </w:pPr>
-    <w:rPr>
-      <w:rFonts w:ascii="Times New Roman" w:eastAsia="Times New Roman" w:hAnsi="Times New Roman" w:cs="Times New Roman"/>
-      <w:sz w:val="24"/>
-      <w:szCs w:val="24"/>
-      <w:lang w:eastAsia="zh-CN"/>
-    </w:rPr>
-  </w:style>
-  <w:style w:type="character" w:default="1" w:styleId="Fontepargpadro">
-    <w:name w:val="Default Paragraph Font"/>
-    <w:uiPriority w:val="1"/>
-    <w:semiHidden/>
-    <w:unhideWhenUsed/>
-  </w:style>
-  <w:style w:type="table" w:default="1" w:styleId="Tabelanormal">
-    <w:name w:val="Normal Table"/>
-    <w:uiPriority w:val="99"/>
-    <w:semiHidden/>
-    <w:unhideWhenUsed/>
-    <w:tblPr>
-      <w:tblInd w:w="0" w:type="dxa"/>
-      <w:tblCellMar>
-        <w:top w:w="0" w:type="dxa"/>
-        <w:left w:w="108" w:type="dxa"/>
-        <w:bottom w:w="0" w:type="dxa"/>
-        <w:right w:w="108" w:type="dxa"/>
-      </w:tblCellMar>
-    </w:tblPr>
-  </w:style>
-  <w:style w:type="numbering" w:default="1" w:styleId="Semlista">
-    <w:name w:val="No List"/>
-    <w:uiPriority w:val="99"/>
-    <w:semiHidden/>
-    <w:unhideWhenUsed/>
-  </w:style>
-  <w:style w:type="paragraph" w:styleId="Corpodetexto">
-    <w:name w:val="Body Text"/>
-    <w:basedOn w:val="Normal"/>
-    <w:link w:val="CorpodetextoChar"/>
-    <w:rsid w:val="00782C58"/>
-    <w:pPr>
-      <w:spacing w:after="120"/>
-    </w:pPr>
-  </w:style>
-  <w:style w:type="character" w:customStyle="1" w:styleId="CorpodetextoChar">
-    <w:name w:val="Corpo de texto Char"/>
-    <w:basedOn w:val="Fontepargpadro"/>
-    <w:link w:val="Corpodetexto"/>
-    <w:rsid w:val="00782C58"/>
-    <w:rPr>
-      <w:rFonts w:ascii="Times New Roman" w:eastAsia="Times New Roman" w:hAnsi="Times New Roman" w:cs="Times New Roman"/>
-      <w:sz w:val="24"/>
-      <w:szCs w:val="24"/>
-      <w:lang w:eastAsia="zh-CN"/>
-    </w:rPr>
-  </w:style>
-  <w:style w:type="paragraph" w:styleId="Subttulo">
-    <w:name w:val="Subtitle"/>
-    <w:basedOn w:val="Normal"/>
-    <w:next w:val="Corpodetexto"/>
-    <w:link w:val="SubttuloChar"/>
-    <w:qFormat/>
-    <w:rsid w:val="00782C58"/>
-    <w:pPr>
-      <w:jc w:val="center"/>
-    </w:pPr>
-    <w:rPr>
-      <w:b/>
-      <w:bCs/>
-    </w:rPr>
-  </w:style>
-  <w:style w:type="character" w:customStyle="1" w:styleId="SubttuloChar">
-    <w:name w:val="Subtítulo Char"/>
-    <w:basedOn w:val="Fontepargpadro"/>
-    <w:link w:val="Subttulo"/>
-    <w:rsid w:val="00782C58"/>
-    <w:rPr>
-      <w:rFonts w:ascii="Times New Roman" w:eastAsia="Times New Roman" w:hAnsi="Times New Roman" w:cs="Times New Roman"/>
-      <w:b/>
-      <w:bCs/>
-      <w:sz w:val="24"/>
-      <w:szCs w:val="24"/>
-      <w:lang w:eastAsia="zh-CN"/>
-    </w:rPr>
-  </w:style>
-  <w:style w:type="paragraph" w:styleId="Textodebalo">
-    <w:name w:val="Balloon Text"/>
-    <w:basedOn w:val="Normal"/>
-    <w:link w:val="TextodebaloChar"/>
-    <w:uiPriority w:val="99"/>
-    <w:semiHidden/>
-    <w:unhideWhenUsed/>
-    <w:rsid w:val="00636F3E"/>
-    <w:rPr>
-      <w:rFonts w:ascii="Tahoma" w:hAnsi="Tahoma" w:cs="Tahoma"/>
-      <w:sz w:val="16"/>
-      <w:szCs w:val="16"/>
-    </w:rPr>
-  </w:style>
-  <w:style w:type="character" w:customStyle="1" w:styleId="TextodebaloChar">
-    <w:name w:val="Texto de balão Char"/>
-    <w:basedOn w:val="Fontepargpadro"/>
-    <w:link w:val="Textodebalo"/>
-    <w:uiPriority w:val="99"/>
-    <w:semiHidden/>
-    <w:rsid w:val="00636F3E"/>
-    <w:rPr>
-      <w:rFonts w:ascii="Tahoma" w:eastAsia="Times New Roman" w:hAnsi="Tahoma" w:cs="Tahoma"/>
-      <w:sz w:val="16"/>
-      <w:szCs w:val="16"/>
-      <w:lang w:eastAsia="zh-CN"/>
-    </w:rPr>
-  </w:style>
-  <w:style w:type="table" w:styleId="Tabelacomgrade">
-    <w:name w:val="Table Grid"/>
-    <w:basedOn w:val="Tabelanormal"/>
-    <w:uiPriority w:val="59"/>
-    <w:rsid w:val="00636F3E"/>
-    <w:pPr>
-      <w:spacing w:after="0" w:line="240" w:lineRule="auto"/>
-    </w:pPr>
-    <w:tblPr>
-      <w:tblInd w:w="0" w:type="dxa"/>
-      <w:tblBorders>
-        <w:top w:val="single" w:sz="4" w:space="0" w:color="auto"/>
-        <w:left w:val="single" w:sz="4" w:space="0" w:color="auto"/>
-        <w:bottom w:val="single" w:sz="4" w:space="0" w:color="auto"/>
-        <w:right w:val="single" w:sz="4" w:space="0" w:color="auto"/>
-        <w:insideH w:val="single" w:sz="4" w:space="0" w:color="auto"/>
-        <w:insideV w:val="single" w:sz="4" w:space="0" w:color="auto"/>
-      </w:tblBorders>
-      <w:tblCellMar>
-        <w:top w:w="0" w:type="dxa"/>
-        <w:left w:w="108" w:type="dxa"/>
-        <w:bottom w:w="0" w:type="dxa"/>
-        <w:right w:w="108" w:type="dxa"/>
-      </w:tblCellMar>
-    </w:tblPr>
-  </w:style>
-  <w:style w:type="paragraph" w:styleId="SemEspaamento">
+  <w:style w:type="paragraph" w:styleId="NoSpacing">
     <w:name w:val="No Spacing"/>
     <w:uiPriority w:val="1"/>
     <w:qFormat/>
